--- a/README.docx
+++ b/README.docx
@@ -36,7 +36,7 @@
         </w:p>
       </w:sdtContent>
     </w:sdt>
-    <w:bookmarkStart w:id="47" w:name="toolbox-claude-toolkit"/>
+    <w:bookmarkStart w:id="64" w:name="toolbox-claude-toolkit"/>
     <w:p>
       <w:pPr>
         <w:pStyle w:val="Heading1"/>
@@ -95,7 +95,7 @@
                 <a:graphicData uri="http://schemas.openxmlformats.org/drawingml/2006/picture">
                   <pic:pic>
                     <pic:nvPicPr>
-                      <pic:cNvPr descr="https://img.shields.io/badge/version-v1.26.7-blue" id="11" name="Picture"/>
+                      <pic:cNvPr descr="https://img.shields.io/badge/version-v1.32.0-blue" id="11" name="Picture"/>
                       <pic:cNvPicPr>
                         <a:picLocks noChangeArrowheads="1" noChangeAspect="1"/>
                       </pic:cNvPicPr>
@@ -140,7 +140,7 @@
       <w:r>
         <w:t xml:space="preserve"> </w:t>
       </w:r>
-      <w:hyperlink w:anchor="requirements">
+      <w:hyperlink w:anchor="Xd26081f56007a00725a3083acda1081286a44d9">
         <w:r>
           <w:drawing>
             <wp:inline>
@@ -196,7 +196,7 @@
       <w:r>
         <w:t xml:space="preserve"> </w:t>
       </w:r>
-      <w:hyperlink w:anchor="requirements">
+      <w:hyperlink w:anchor="Xd26081f56007a00725a3083acda1081286a44d9">
         <w:r>
           <w:drawing>
             <wp:inline>
@@ -252,18 +252,18 @@
       <w:r>
         <w:t xml:space="preserve"> </w:t>
       </w:r>
-      <w:hyperlink w:anchor="testing">
+      <w:hyperlink w:anchor="X80210ec0aa2c18fddb5620f17f35affbf9f6d0b">
         <w:r>
           <w:drawing>
             <wp:inline>
-              <wp:extent cx="1257300" cy="190500"/>
+              <wp:extent cx="990600" cy="190500"/>
               <wp:effectExtent b="0" l="0" r="0" t="0"/>
               <wp:docPr descr="tests" title="" id="20" name="Picture"/>
               <a:graphic>
                 <a:graphicData uri="http://schemas.openxmlformats.org/drawingml/2006/picture">
                   <pic:pic>
                     <pic:nvPicPr>
-                      <pic:cNvPr descr="https://img.shields.io/badge/tests-58%20suites%20green-success" id="21" name="Picture"/>
+                      <pic:cNvPr descr="https://img.shields.io/badge/tests-119%20suites-informational" id="21" name="Picture"/>
                       <pic:cNvPicPr>
                         <a:picLocks noChangeArrowheads="1" noChangeAspect="1"/>
                       </pic:cNvPicPr>
@@ -286,7 +286,7 @@
                     <pic:spPr bwMode="auto">
                       <a:xfrm>
                         <a:off x="0" y="0"/>
-                        <a:ext cx="1257300" cy="190500"/>
+                        <a:ext cx="990600" cy="190500"/>
                       </a:xfrm>
                       <a:prstGeom prst="rect">
                         <a:avLst/>
@@ -308,7 +308,7 @@
       <w:r>
         <w:t xml:space="preserve"> </w:t>
       </w:r>
-      <w:hyperlink w:anchor="testing">
+      <w:hyperlink w:anchor="X80210ec0aa2c18fddb5620f17f35affbf9f6d0b">
         <w:r>
           <w:drawing>
             <wp:inline>
@@ -656,9 +656,51 @@
         </w:rPr>
         <w:t xml:space="preserve"># the same ecosystem, running on DeepSeek's best model</w:t>
       </w:r>
+      <w:r>
+        <w:br/>
+      </w:r>
+      <w:r>
+        <w:rPr>
+          <w:rStyle w:val="ExtensionTok"/>
+        </w:rPr>
+        <w:t xml:space="preserve">kimi1</w:t>
+      </w:r>
+      <w:r>
+        <w:rPr>
+          <w:rStyle w:val="NormalTok"/>
+        </w:rPr>
+        <w:t xml:space="preserve">       </w:t>
+      </w:r>
+      <w:r>
+        <w:rPr>
+          <w:rStyle w:val="CommentTok"/>
+        </w:rPr>
+        <w:t xml:space="preserve"># Kimi Code account 1 — the same shared store, Kimi's OAuth subscription</w:t>
+      </w:r>
+      <w:r>
+        <w:br/>
+      </w:r>
+      <w:r>
+        <w:rPr>
+          <w:rStyle w:val="ExtensionTok"/>
+        </w:rPr>
+        <w:t xml:space="preserve">kimi-deepseek</w:t>
+      </w:r>
+      <w:r>
+        <w:rPr>
+          <w:rStyle w:val="NormalTok"/>
+        </w:rPr>
+        <w:t xml:space="preserve">  </w:t>
+      </w:r>
+      <w:r>
+        <w:rPr>
+          <w:rStyle w:val="CommentTok"/>
+        </w:rPr>
+        <w:t xml:space="preserve"># Kimi Code on the SAME deepseek backend the no-prefix alias uses</w:t>
+      </w:r>
     </w:p>
     <w:bookmarkEnd w:id="29"/>
-    <w:bookmarkStart w:id="35" w:name="sparkles-features"/>
+    <w:bookmarkStart w:id="38" w:name="sparkles-features"/>
     <w:p>
       <w:pPr>
         <w:pStyle w:val="Heading2"/>
@@ -1225,6 +1267,100 @@
           <w:b/>
           <w:bCs/>
         </w:rPr>
+        <w:t xml:space="preserve">🤖 Kimi Code CLI support.</w:t>
+      </w:r>
+      <w:r>
+        <w:t xml:space="preserve"> </w:t>
+      </w:r>
+      <w:r>
+        <w:rPr>
+          <w:rStyle w:val="VerbatimChar"/>
+        </w:rPr>
+        <w:t xml:space="preserve">kimi1</w:t>
+      </w:r>
+      <w:r>
+        <w:t xml:space="preserve">,</w:t>
+      </w:r>
+      <w:r>
+        <w:t xml:space="preserve"> </w:t>
+      </w:r>
+      <w:r>
+        <w:rPr>
+          <w:rStyle w:val="VerbatimChar"/>
+        </w:rPr>
+        <w:t xml:space="preserve">kimi2</w:t>
+      </w:r>
+      <w:r>
+        <w:t xml:space="preserve">, … accounts with their own OAuth</w:t>
+      </w:r>
+      <w:r>
+        <w:t xml:space="preserve"> </w:t>
+      </w:r>
+      <w:r>
+        <w:t xml:space="preserve">subscriptions, unified like Claude's; plus a</w:t>
+      </w:r>
+      <w:r>
+        <w:t xml:space="preserve"> </w:t>
+      </w:r>
+      <w:r>
+        <w:rPr>
+          <w:rStyle w:val="VerbatimChar"/>
+        </w:rPr>
+        <w:t xml:space="preserve">kimi-&lt;id&gt;</w:t>
+      </w:r>
+      <w:r>
+        <w:t xml:space="preserve"> </w:t>
+      </w:r>
+      <w:r>
+        <w:t xml:space="preserve">alias for every</w:t>
+      </w:r>
+      <w:r>
+        <w:t xml:space="preserve"> </w:t>
+      </w:r>
+      <w:r>
+        <w:t xml:space="preserve">provider backend that opens</w:t>
+      </w:r>
+      <w:r>
+        <w:t xml:space="preserve"> </w:t>
+      </w:r>
+      <w:r>
+        <w:rPr>
+          <w:b/>
+          <w:bCs/>
+        </w:rPr>
+        <w:t xml:space="preserve">Kimi Code</w:t>
+      </w:r>
+      <w:r>
+        <w:t xml:space="preserve"> </w:t>
+      </w:r>
+      <w:r>
+        <w:t xml:space="preserve">on the same key.</w:t>
+      </w:r>
+      <w:r>
+        <w:t xml:space="preserve"> </w:t>
+      </w:r>
+      <w:hyperlink r:id="rId32">
+        <w:r>
+          <w:rPr>
+            <w:rStyle w:val="Hyperlink"/>
+          </w:rPr>
+          <w:t xml:space="preserve">Kimi guide →</w:t>
+        </w:r>
+      </w:hyperlink>
+    </w:p>
+    <w:p>
+      <w:pPr>
+        <w:pStyle w:val="Compact"/>
+        <w:numPr>
+          <w:ilvl w:val="0"/>
+          <w:numId w:val="1001"/>
+        </w:numPr>
+      </w:pPr>
+      <w:r>
+        <w:rPr>
+          <w:b/>
+          <w:bCs/>
+        </w:rPr>
         <w:t xml:space="preserve">🔌 Share your ecosystem with OpenCode.</w:t>
       </w:r>
       <w:r>
@@ -1266,7 +1402,7 @@
       <w:r>
         <w:t xml:space="preserve"> </w:t>
       </w:r>
-      <w:hyperlink r:id="rId32">
+      <w:hyperlink r:id="rId33">
         <w:r>
           <w:rPr>
             <w:rStyle w:val="Hyperlink"/>
@@ -1283,7 +1419,7 @@
       <w:r>
         <w:t xml:space="preserve"> </w:t>
       </w:r>
-      <w:hyperlink r:id="rId33">
+      <w:hyperlink r:id="rId34">
         <w:r>
           <w:rPr>
             <w:rStyle w:val="Hyperlink"/>
@@ -1340,7 +1476,7 @@
       <w:r>
         <w:t xml:space="preserve"> </w:t>
       </w:r>
-      <w:hyperlink r:id="rId34">
+      <w:hyperlink r:id="rId35">
         <w:r>
           <w:rPr>
             <w:rStyle w:val="Hyperlink"/>
@@ -1363,7 +1499,7 @@
       <w:r>
         <w:t xml:space="preserve"> </w:t>
       </w:r>
-      <w:hyperlink r:id="rId34">
+      <w:hyperlink r:id="rId35">
         <w:r>
           <w:rPr>
             <w:rStyle w:val="Hyperlink"/>
@@ -1385,128 +1521,295 @@
           <w:b/>
           <w:bCs/>
         </w:rPr>
-        <w:t xml:space="preserve">🛟 Safe &amp; reversible.</w:t>
-      </w:r>
-      <w:r>
-        <w:t xml:space="preserve"> </w:t>
-      </w:r>
-      <w:r>
-        <w:t xml:space="preserve">Every destructive step is backed up;</w:t>
-      </w:r>
-      <w:r>
-        <w:t xml:space="preserve"> </w:t>
-      </w:r>
-      <w:r>
-        <w:rPr>
-          <w:rStyle w:val="VerbatimChar"/>
-        </w:rPr>
-        <w:t xml:space="preserve">claude-rollback</w:t>
-      </w:r>
-      <w:r>
-        <w:t xml:space="preserve"> </w:t>
-      </w:r>
-      <w:r>
-        <w:t xml:space="preserve">restores everything. Idempotent installers. Verified on Linux and macOS.</w:t>
-      </w:r>
-    </w:p>
-    <w:bookmarkEnd w:id="35"/>
-    <w:bookmarkStart w:id="36" w:name="rocket-quick-start"/>
-    <w:p>
-      <w:pPr>
-        <w:pStyle w:val="Heading2"/>
-      </w:pPr>
-      <w:r>
-        <w:t xml:space="preserve">🚀 Quick start</w:t>
-      </w:r>
+        <w:t xml:space="preserve">🧭 Jev decision layer.</w:t>
+      </w:r>
+      <w:r>
+        <w:t xml:space="preserve"> </w:t>
+      </w:r>
+      <w:r>
+        <w:t xml:space="preserve">A shadow-first, fail-open permission gate backed</w:t>
+      </w:r>
+      <w:r>
+        <w:t xml:space="preserve"> </w:t>
+      </w:r>
+      <w:r>
+        <w:t xml:space="preserve">by TypeSafe's Jev decision models (local llmctl gateway, LAN pins,</w:t>
+      </w:r>
+      <w:r>
+        <w:t xml:space="preserve"> </w:t>
+      </w:r>
+      <w:r>
+        <w:t xml:space="preserve">OpenRouter, or TypeSafe hosted) — never a chat alias, always a lightweight</w:t>
+      </w:r>
+      <w:r>
+        <w:t xml:space="preserve"> </w:t>
+      </w:r>
+      <w:r>
+        <w:t xml:space="preserve">allow/ask/deny signal wired into every agent launch.</w:t>
+      </w:r>
+      <w:r>
+        <w:t xml:space="preserve"> </w:t>
+      </w:r>
+      <w:hyperlink r:id="rId36">
+        <w:r>
+          <w:rPr>
+            <w:rStyle w:val="Hyperlink"/>
+          </w:rPr>
+          <w:t xml:space="preserve">Jev guide →</w:t>
+        </w:r>
+      </w:hyperlink>
     </w:p>
     <w:p>
       <w:pPr>
-        <w:pStyle w:val="SourceCode"/>
-      </w:pPr>
-      <w:r>
-        <w:rPr>
-          <w:rStyle w:val="ExtensionTok"/>
-        </w:rPr>
-        <w:t xml:space="preserve">curl</w:t>
-      </w:r>
-      <w:r>
-        <w:rPr>
-          <w:rStyle w:val="NormalTok"/>
-        </w:rPr>
-        <w:t xml:space="preserve"> </w:t>
-      </w:r>
-      <w:r>
-        <w:rPr>
-          <w:rStyle w:val="AttributeTok"/>
-        </w:rPr>
-        <w:t xml:space="preserve">-fsSL</w:t>
-      </w:r>
-      <w:r>
-        <w:rPr>
-          <w:rStyle w:val="NormalTok"/>
-        </w:rPr>
-        <w:t xml:space="preserve"> https://raw.githubusercontent.com/vasic-digital/claude-toolkit/main/scripts/curl-install.sh </w:t>
-      </w:r>
-      <w:r>
-        <w:rPr>
-          <w:rStyle w:val="KeywordTok"/>
-        </w:rPr>
-        <w:t xml:space="preserve">|</w:t>
-      </w:r>
-      <w:r>
-        <w:rPr>
-          <w:rStyle w:val="NormalTok"/>
-        </w:rPr>
-        <w:t xml:space="preserve"> </w:t>
-      </w:r>
-      <w:r>
-        <w:rPr>
-          <w:rStyle w:val="FunctionTok"/>
-        </w:rPr>
-        <w:t xml:space="preserve">bash</w:t>
-      </w:r>
+        <w:pStyle w:val="Compact"/>
+        <w:numPr>
+          <w:ilvl w:val="0"/>
+          <w:numId w:val="1001"/>
+        </w:numPr>
+      </w:pPr>
+      <w:r>
+        <w:rPr>
+          <w:b/>
+          <w:bCs/>
+        </w:rPr>
+        <w:t xml:space="preserve">🧱 Constitution hub engine.</w:t>
+      </w:r>
+      <w:r>
+        <w:t xml:space="preserve"> </w:t>
+      </w:r>
+      <w:r>
+        <w:t xml:space="preserve">claude_toolkit is a</w:t>
+      </w:r>
+      <w:r>
+        <w:t xml:space="preserve"> </w:t>
+      </w:r>
+      <w:r>
+        <w:rPr>
+          <w:i/>
+          <w:iCs/>
+        </w:rPr>
+        <w:t xml:space="preserve">hub engine</w:t>
+      </w:r>
+      <w:r>
+        <w:t xml:space="preserve"> </w:t>
+      </w:r>
+      <w:r>
+        <w:t xml:space="preserve">of the</w:t>
+      </w:r>
+      <w:r>
+        <w:t xml:space="preserve"> </w:t>
+      </w:r>
+      <w:r>
+        <w:t xml:space="preserve">Helix constitution: consumed</w:t>
+      </w:r>
+      <w:r>
+        <w:t xml:space="preserve"> </w:t>
+      </w:r>
+      <w:r>
+        <w:rPr>
+          <w:b/>
+          <w:bCs/>
+        </w:rPr>
+        <w:t xml:space="preserve">by reference</w:t>
+      </w:r>
+      <w:r>
+        <w:t xml:space="preserve"> </w:t>
+      </w:r>
+      <w:r>
+        <w:t xml:space="preserve">at</w:t>
+      </w:r>
+      <w:r>
+        <w:t xml:space="preserve"> </w:t>
+      </w:r>
+      <w:r>
+        <w:rPr>
+          <w:rStyle w:val="VerbatimChar"/>
+        </w:rPr>
+        <w:t xml:space="preserve">constitution/submodules/claude_toolkit</w:t>
+      </w:r>
+      <w:r>
+        <w:t xml:space="preserve">, depth 1,</w:t>
+      </w:r>
+      <w:r>
+        <w:t xml:space="preserve"> </w:t>
+      </w:r>
+      <w:r>
+        <w:rPr>
+          <w:b/>
+          <w:bCs/>
+        </w:rPr>
+        <w:t xml:space="preserve">never initialised</w:t>
+      </w:r>
+      <w:r>
+        <w:rPr>
+          <w:b/>
+          <w:bCs/>
+        </w:rPr>
+        <w:t xml:space="preserve"> </w:t>
+      </w:r>
+      <w:r>
+        <w:rPr>
+          <w:b/>
+          <w:bCs/>
+        </w:rPr>
+        <w:t xml:space="preserve">recursively</w:t>
+      </w:r>
+      <w:r>
+        <w:t xml:space="preserve">, and it resolves its own dependencies (constitution,</w:t>
+      </w:r>
+      <w:r>
+        <w:t xml:space="preserve"> </w:t>
+      </w:r>
+      <w:r>
+        <w:t xml:space="preserve">containers, challenges, LLMsVerifier, claude-code-router) with</w:t>
+      </w:r>
+      <w:r>
+        <w:t xml:space="preserve"> </w:t>
+      </w:r>
+      <w:r>
+        <w:rPr>
+          <w:rStyle w:val="VerbatimChar"/>
+        </w:rPr>
+        <w:t xml:space="preserve">scripts/resolve_deps.sh</w:t>
+      </w:r>
+      <w:r>
+        <w:t xml:space="preserve"> </w:t>
+      </w:r>
+      <w:r>
+        <w:t xml:space="preserve">instead of nesting them</w:t>
+      </w:r>
+      <w:r>
+        <w:t xml:space="preserve"> </w:t>
+      </w:r>
+      <w:r>
+        <w:t xml:space="preserve">(Constitution §11.4.28(C) / §11.4.31).</w:t>
+      </w:r>
+      <w:r>
+        <w:t xml:space="preserve"> </w:t>
+      </w:r>
+      <w:hyperlink w:anchor="Xf11df2756fa5e0f11efe1d9345950fbee3807a6">
+        <w:r>
+          <w:rPr>
+            <w:rStyle w:val="Hyperlink"/>
+          </w:rPr>
+          <w:t xml:space="preserve">Hub-engine section →</w:t>
+        </w:r>
+      </w:hyperlink>
     </w:p>
     <w:p>
       <w:pPr>
-        <w:pStyle w:val="FirstParagraph"/>
-      </w:pPr>
-      <w:r>
-        <w:t xml:space="preserve">Clones to</w:t>
-      </w:r>
-      <w:r>
-        <w:t xml:space="preserve"> </w:t>
-      </w:r>
-      <w:r>
-        <w:rPr>
-          <w:rStyle w:val="VerbatimChar"/>
-        </w:rPr>
-        <w:t xml:space="preserve">~/claude-toolkit</w:t>
-      </w:r>
-      <w:r>
-        <w:t xml:space="preserve"> </w:t>
-      </w:r>
-      <w:r>
-        <w:t xml:space="preserve">(or pulls if present), installs missing</w:t>
-      </w:r>
-      <w:r>
-        <w:t xml:space="preserve"> </w:t>
-      </w:r>
-      <w:r>
-        <w:t xml:space="preserve">dependencies via your system package manager, runs the full setup, and wires the</w:t>
-      </w:r>
-      <w:r>
-        <w:t xml:space="preserve"> </w:t>
-      </w:r>
-      <w:r>
-        <w:t xml:space="preserve">aliases into your shell. Re-run anytime to update.</w:t>
-      </w:r>
+        <w:pStyle w:val="Compact"/>
+        <w:numPr>
+          <w:ilvl w:val="0"/>
+          <w:numId w:val="1001"/>
+        </w:numPr>
+      </w:pPr>
+      <w:r>
+        <w:rPr>
+          <w:b/>
+          <w:bCs/>
+        </w:rPr>
+        <w:t xml:space="preserve">✅ llmctl validation gate + Vision QA.</w:t>
+      </w:r>
+      <w:r>
+        <w:t xml:space="preserve"> </w:t>
+      </w:r>
+      <w:r>
+        <w:t xml:space="preserve">Local-model aliases run through</w:t>
+      </w:r>
+      <w:r>
+        <w:t xml:space="preserve"> </w:t>
+      </w:r>
+      <w:r>
+        <w:t xml:space="preserve">llmctl's known-answer validation gate (Constitution §11.4.277:</w:t>
+      </w:r>
+      <w:r>
+        <w:t xml:space="preserve"> </w:t>
+      </w:r>
+      <w:r>
+        <w:rPr>
+          <w:rStyle w:val="VerbatimChar"/>
+        </w:rPr>
+        <w:t xml:space="preserve">LLMCTL_VALIDATE_STRICT=1</w:t>
+      </w:r>
+      <w:r>
+        <w:t xml:space="preserve">,</w:t>
+      </w:r>
+      <w:r>
+        <w:t xml:space="preserve"> </w:t>
+      </w:r>
+      <w:r>
+        <w:rPr>
+          <w:rStyle w:val="VerbatimChar"/>
+        </w:rPr>
+        <w:t xml:space="preserve">llmctl require-validated &lt;profile&gt;</w:t>
+      </w:r>
+      <w:r>
+        <w:t xml:space="preserve">), the gate</w:t>
+      </w:r>
+      <w:r>
+        <w:t xml:space="preserve"> </w:t>
+      </w:r>
+      <w:r>
+        <w:t xml:space="preserve">Vision QA (§11.4.278) depends on.</w:t>
+      </w:r>
+      <w:r>
+        <w:t xml:space="preserve"> </w:t>
+      </w:r>
+      <w:hyperlink r:id="rId37">
+        <w:r>
+          <w:rPr>
+            <w:rStyle w:val="Hyperlink"/>
+          </w:rPr>
+          <w:t xml:space="preserve">llmctl guide →</w:t>
+        </w:r>
+      </w:hyperlink>
     </w:p>
     <w:p>
       <w:pPr>
-        <w:pStyle w:val="BodyText"/>
-      </w:pPr>
-      <w:r>
-        <w:t xml:space="preserve">Then open a new shell and:</w:t>
+        <w:pStyle w:val="Compact"/>
+        <w:numPr>
+          <w:ilvl w:val="0"/>
+          <w:numId w:val="1001"/>
+        </w:numPr>
+      </w:pPr>
+      <w:r>
+        <w:rPr>
+          <w:b/>
+          <w:bCs/>
+        </w:rPr>
+        <w:t xml:space="preserve">🛟 Safe &amp; reversible.</w:t>
+      </w:r>
+      <w:r>
+        <w:t xml:space="preserve"> </w:t>
+      </w:r>
+      <w:r>
+        <w:t xml:space="preserve">Every destructive step is backed up;</w:t>
+      </w:r>
+      <w:r>
+        <w:t xml:space="preserve"> </w:t>
+      </w:r>
+      <w:r>
+        <w:rPr>
+          <w:rStyle w:val="VerbatimChar"/>
+        </w:rPr>
+        <w:t xml:space="preserve">claude-rollback</w:t>
+      </w:r>
+      <w:r>
+        <w:t xml:space="preserve"> </w:t>
+      </w:r>
+      <w:r>
+        <w:t xml:space="preserve">restores everything. Idempotent installers. Verified on Linux and macOS.</w:t>
+      </w:r>
+    </w:p>
+    <w:bookmarkEnd w:id="38"/>
+    <w:bookmarkStart w:id="39" w:name="rocket-quick-start"/>
+    <w:p>
+      <w:pPr>
+        <w:pStyle w:val="Heading2"/>
+      </w:pPr>
+      <w:r>
+        <w:t xml:space="preserve">🚀 Quick start</w:t>
       </w:r>
     </w:p>
     <w:p>
@@ -1517,40 +1820,43 @@
         <w:rPr>
           <w:rStyle w:val="ExtensionTok"/>
         </w:rPr>
-        <w:t xml:space="preserve">claude-list-accounts</w:t>
+        <w:t xml:space="preserve">curl</w:t>
       </w:r>
       <w:r>
         <w:rPr>
           <w:rStyle w:val="NormalTok"/>
         </w:rPr>
-        <w:t xml:space="preserve">     </w:t>
-      </w:r>
-      <w:r>
-        <w:rPr>
-          <w:rStyle w:val="CommentTok"/>
-        </w:rPr>
-        <w:t xml:space="preserve"># see what's wired up</w:t>
-      </w:r>
-      <w:r>
-        <w:br/>
-      </w:r>
-      <w:r>
-        <w:rPr>
-          <w:rStyle w:val="ExtensionTok"/>
-        </w:rPr>
-        <w:t xml:space="preserve">claude1</w:t>
+        <w:t xml:space="preserve"> </w:t>
+      </w:r>
+      <w:r>
+        <w:rPr>
+          <w:rStyle w:val="AttributeTok"/>
+        </w:rPr>
+        <w:t xml:space="preserve">-fsSL</w:t>
       </w:r>
       <w:r>
         <w:rPr>
           <w:rStyle w:val="NormalTok"/>
         </w:rPr>
-        <w:t xml:space="preserve">                  </w:t>
-      </w:r>
-      <w:r>
-        <w:rPr>
-          <w:rStyle w:val="CommentTok"/>
-        </w:rPr>
-        <w:t xml:space="preserve"># launch account 1 (auto-resumes this project's session)</w:t>
+        <w:t xml:space="preserve"> https://raw.githubusercontent.com/vasic-digital/claude-toolkit/main/scripts/curl-install.sh </w:t>
+      </w:r>
+      <w:r>
+        <w:rPr>
+          <w:rStyle w:val="KeywordTok"/>
+        </w:rPr>
+        <w:t xml:space="preserve">|</w:t>
+      </w:r>
+      <w:r>
+        <w:rPr>
+          <w:rStyle w:val="NormalTok"/>
+        </w:rPr>
+        <w:t xml:space="preserve"> </w:t>
+      </w:r>
+      <w:r>
+        <w:rPr>
+          <w:rStyle w:val="FunctionTok"/>
+        </w:rPr>
+        <w:t xml:space="preserve">bash</w:t>
       </w:r>
     </w:p>
     <w:p>
@@ -1558,6 +1864,230 @@
         <w:pStyle w:val="FirstParagraph"/>
       </w:pPr>
       <w:r>
+        <w:t xml:space="preserve">Clones to</w:t>
+      </w:r>
+      <w:r>
+        <w:t xml:space="preserve"> </w:t>
+      </w:r>
+      <w:r>
+        <w:rPr>
+          <w:rStyle w:val="VerbatimChar"/>
+        </w:rPr>
+        <w:t xml:space="preserve">~/claude-toolkit</w:t>
+      </w:r>
+      <w:r>
+        <w:t xml:space="preserve"> </w:t>
+      </w:r>
+      <w:r>
+        <w:t xml:space="preserve">(or pulls if present), installs missing</w:t>
+      </w:r>
+      <w:r>
+        <w:t xml:space="preserve"> </w:t>
+      </w:r>
+      <w:r>
+        <w:t xml:space="preserve">dependencies via your system package manager, runs the full setup, and wires the</w:t>
+      </w:r>
+      <w:r>
+        <w:t xml:space="preserve"> </w:t>
+      </w:r>
+      <w:r>
+        <w:t xml:space="preserve">aliases into your shell. Re-run anytime to update.</w:t>
+      </w:r>
+    </w:p>
+    <w:p>
+      <w:pPr>
+        <w:pStyle w:val="BodyText"/>
+      </w:pPr>
+      <w:r>
+        <w:t xml:space="preserve">Then open a new shell and:</w:t>
+      </w:r>
+    </w:p>
+    <w:p>
+      <w:pPr>
+        <w:pStyle w:val="SourceCode"/>
+      </w:pPr>
+      <w:r>
+        <w:rPr>
+          <w:rStyle w:val="ExtensionTok"/>
+        </w:rPr>
+        <w:t xml:space="preserve">claude-list-accounts</w:t>
+      </w:r>
+      <w:r>
+        <w:rPr>
+          <w:rStyle w:val="NormalTok"/>
+        </w:rPr>
+        <w:t xml:space="preserve">     </w:t>
+      </w:r>
+      <w:r>
+        <w:rPr>
+          <w:rStyle w:val="CommentTok"/>
+        </w:rPr>
+        <w:t xml:space="preserve"># see what's wired up</w:t>
+      </w:r>
+      <w:r>
+        <w:br/>
+      </w:r>
+      <w:r>
+        <w:rPr>
+          <w:rStyle w:val="ExtensionTok"/>
+        </w:rPr>
+        <w:t xml:space="preserve">claude1</w:t>
+      </w:r>
+      <w:r>
+        <w:rPr>
+          <w:rStyle w:val="NormalTok"/>
+        </w:rPr>
+        <w:t xml:space="preserve">                  </w:t>
+      </w:r>
+      <w:r>
+        <w:rPr>
+          <w:rStyle w:val="CommentTok"/>
+        </w:rPr>
+        <w:t xml:space="preserve"># launch account 1 (auto-resumes this project's session)</w:t>
+      </w:r>
+    </w:p>
+    <w:p>
+      <w:pPr>
+        <w:pStyle w:val="FirstParagraph"/>
+      </w:pPr>
+      <w:r>
+        <w:t xml:space="preserve">Optional — the Jev decision layer (permission gating via System-One decision</w:t>
+      </w:r>
+      <w:r>
+        <w:t xml:space="preserve"> </w:t>
+      </w:r>
+      <w:r>
+        <w:t xml:space="preserve">models, local-first via the llmctl</w:t>
+      </w:r>
+      <w:r>
+        <w:t xml:space="preserve"> </w:t>
+      </w:r>
+      <w:r>
+        <w:rPr>
+          <w:rStyle w:val="VerbatimChar"/>
+        </w:rPr>
+        <w:t xml:space="preserve">:8095</w:t>
+      </w:r>
+      <w:r>
+        <w:t xml:space="preserve"> </w:t>
+      </w:r>
+      <w:r>
+        <w:t xml:space="preserve">gateway):</w:t>
+      </w:r>
+    </w:p>
+    <w:p>
+      <w:pPr>
+        <w:pStyle w:val="SourceCode"/>
+      </w:pPr>
+      <w:r>
+        <w:rPr>
+          <w:rStyle w:val="ExtensionTok"/>
+        </w:rPr>
+        <w:t xml:space="preserve">claude-providers</w:t>
+      </w:r>
+      <w:r>
+        <w:rPr>
+          <w:rStyle w:val="NormalTok"/>
+        </w:rPr>
+        <w:t xml:space="preserve"> sync    </w:t>
+      </w:r>
+      <w:r>
+        <w:rPr>
+          <w:rStyle w:val="CommentTok"/>
+        </w:rPr>
+        <w:t xml:space="preserve"># detect Jev endpoints into the ranked cache</w:t>
+      </w:r>
+      <w:r>
+        <w:br/>
+      </w:r>
+      <w:r>
+        <w:rPr>
+          <w:rStyle w:val="ExtensionTok"/>
+        </w:rPr>
+        <w:t xml:space="preserve">jev-setup</w:t>
+      </w:r>
+      <w:r>
+        <w:rPr>
+          <w:rStyle w:val="NormalTok"/>
+        </w:rPr>
+        <w:t xml:space="preserve">                </w:t>
+      </w:r>
+      <w:r>
+        <w:rPr>
+          <w:rStyle w:val="CommentTok"/>
+        </w:rPr>
+        <w:t xml:space="preserve"># install gate/hooks/MCP per agent (shadow mode default)</w:t>
+      </w:r>
+      <w:r>
+        <w:br/>
+      </w:r>
+      <w:r>
+        <w:rPr>
+          <w:rStyle w:val="ExtensionTok"/>
+        </w:rPr>
+        <w:t xml:space="preserve">claude1</w:t>
+      </w:r>
+      <w:r>
+        <w:rPr>
+          <w:rStyle w:val="NormalTok"/>
+        </w:rPr>
+        <w:t xml:space="preserve">                  </w:t>
+      </w:r>
+      <w:r>
+        <w:rPr>
+          <w:rStyle w:val="CommentTok"/>
+        </w:rPr>
+        <w:t xml:space="preserve"># "Jev decision layer: ACTIVE (…)" MOTD on launch</w:t>
+      </w:r>
+      <w:r>
+        <w:br/>
+      </w:r>
+      <w:r>
+        <w:rPr>
+          <w:rStyle w:val="ExtensionTok"/>
+        </w:rPr>
+        <w:t xml:space="preserve">jev-stats</w:t>
+      </w:r>
+      <w:r>
+        <w:rPr>
+          <w:rStyle w:val="NormalTok"/>
+        </w:rPr>
+        <w:t xml:space="preserve">                </w:t>
+      </w:r>
+      <w:r>
+        <w:rPr>
+          <w:rStyle w:val="CommentTok"/>
+        </w:rPr>
+        <w:t xml:space="preserve"># decisions, calibration, ESTIMATED tokens saved</w:t>
+      </w:r>
+    </w:p>
+    <w:p>
+      <w:pPr>
+        <w:pStyle w:val="FirstParagraph"/>
+      </w:pPr>
+      <w:r>
+        <w:t xml:space="preserve">Full walkthrough:</w:t>
+      </w:r>
+      <w:r>
+        <w:t xml:space="preserve"> </w:t>
+      </w:r>
+      <w:hyperlink r:id="rId36">
+        <w:r>
+          <w:rPr>
+            <w:rStyle w:val="Hyperlink"/>
+          </w:rPr>
+          <w:t xml:space="preserve">docs/jev/Jev_Quickstart.md</w:t>
+        </w:r>
+      </w:hyperlink>
+      <w:r>
+        <w:t xml:space="preserve">.</w:t>
+      </w:r>
+    </w:p>
+    <w:p>
+      <w:pPr>
+        <w:pStyle w:val="BodyText"/>
+      </w:pPr>
+      <w:r>
         <w:rPr>
           <w:b/>
           <w:bCs/>
@@ -1937,8 +2467,8 @@
         <w:t xml:space="preserve">.</w:t>
       </w:r>
     </w:p>
-    <w:bookmarkEnd w:id="36"/>
-    <w:bookmarkStart w:id="37" w:name="clipboard-daily-commands"/>
+    <w:bookmarkEnd w:id="39"/>
+    <w:bookmarkStart w:id="41" w:name="clipboard-daily-commands"/>
     <w:p>
       <w:pPr>
         <w:pStyle w:val="Heading2"/>
@@ -2294,7 +2824,22 @@
               <w:rPr>
                 <w:rStyle w:val="VerbatimChar"/>
               </w:rPr>
-              <w:t xml:space="preserve">claude-opencode-sync</w:t>
+              <w:t xml:space="preserve">claude-providers quota</w:t>
+            </w:r>
+            <w:r>
+              <w:t xml:space="preserve"> </w:t>
+            </w:r>
+            <w:r>
+              <w:t xml:space="preserve">/</w:t>
+            </w:r>
+            <w:r>
+              <w:t xml:space="preserve"> </w:t>
+            </w:r>
+            <w:r>
+              <w:rPr>
+                <w:rStyle w:val="VerbatimChar"/>
+              </w:rPr>
+              <w:t xml:space="preserve">limits</w:t>
             </w:r>
           </w:p>
         </w:tc>
@@ -2305,22 +2850,21 @@
               <w:pStyle w:val="Compact"/>
             </w:pPr>
             <w:r>
-              <w:t xml:space="preserve">Expose Claude plugin Skills + MCP +</w:t>
+              <w:t xml:space="preserve">Report usage/limit windows for every native account and provider alias. See</w:t>
             </w:r>
             <w:r>
               <w:t xml:space="preserve"> </w:t>
             </w:r>
-            <w:r>
-              <w:rPr>
-                <w:rStyle w:val="VerbatimChar"/>
-              </w:rPr>
-              <w:t xml:space="preserve">CLAUDE.md</w:t>
-            </w:r>
-            <w:r>
-              <w:t xml:space="preserve"> </w:t>
-            </w:r>
-            <w:r>
-              <w:t xml:space="preserve">to OpenCode.</w:t>
+            <w:hyperlink r:id="rId40">
+              <w:r>
+                <w:rPr>
+                  <w:rStyle w:val="Hyperlink"/>
+                </w:rPr>
+                <w:t xml:space="preserve">Provider_Aliases_User_Guide.md#14-quota-and-limits-reporting-quota--limits</w:t>
+              </w:r>
+            </w:hyperlink>
+            <w:r>
+              <w:t xml:space="preserve">.</w:t>
             </w:r>
           </w:p>
         </w:tc>
@@ -2336,7 +2880,7 @@
               <w:rPr>
                 <w:rStyle w:val="VerbatimChar"/>
               </w:rPr>
-              <w:t xml:space="preserve">claude-export-docs</w:t>
+              <w:t xml:space="preserve">kimi-add-account</w:t>
             </w:r>
           </w:p>
         </w:tc>
@@ -2347,31 +2891,31 @@
               <w:pStyle w:val="Compact"/>
             </w:pPr>
             <w:r>
-              <w:t xml:space="preserve">Regenerate the long-form guide</w:t>
-            </w:r>
-            <w:r>
-              <w:t xml:space="preserve"> </w:t>
+              <w:t xml:space="preserve">Add a Kimi Code account (</w:t>
             </w:r>
             <w:r>
               <w:rPr>
                 <w:rStyle w:val="VerbatimChar"/>
               </w:rPr>
-              <w:t xml:space="preserve">.html</w:t>
-            </w:r>
-            <w:r>
-              <w:t xml:space="preserve">/</w:t>
+              <w:t xml:space="preserve">~/.kimi-code-&lt;name&gt;</w:t>
+            </w:r>
+            <w:r>
+              <w:t xml:space="preserve">);</w:t>
+            </w:r>
+            <w:r>
+              <w:t xml:space="preserve"> </w:t>
             </w:r>
             <w:r>
               <w:rPr>
                 <w:rStyle w:val="VerbatimChar"/>
               </w:rPr>
-              <w:t xml:space="preserve">.pdf</w:t>
+              <w:t xml:space="preserve">--login</w:t>
             </w:r>
             <w:r>
               <w:t xml:space="preserve"> </w:t>
             </w:r>
             <w:r>
-              <w:t xml:space="preserve">from markdown.</w:t>
+              <w:t xml:space="preserve">drives the interactive device flow.</w:t>
             </w:r>
           </w:p>
         </w:tc>
@@ -2387,7 +2931,7 @@
               <w:rPr>
                 <w:rStyle w:val="VerbatimChar"/>
               </w:rPr>
-              <w:t xml:space="preserve">claude-rollback</w:t>
+              <w:t xml:space="preserve">kimi-list-accounts</w:t>
             </w:r>
           </w:p>
         </w:tc>
@@ -2398,6 +2942,114 @@
               <w:pStyle w:val="Compact"/>
             </w:pPr>
             <w:r>
+              <w:t xml:space="preserve">Tabular status of detected Kimi accounts.</w:t>
+            </w:r>
+          </w:p>
+        </w:tc>
+      </w:tr>
+      <w:tr>
+        <w:tc>
+          <w:tcPr/>
+          <w:p>
+            <w:pPr>
+              <w:pStyle w:val="Compact"/>
+            </w:pPr>
+            <w:r>
+              <w:rPr>
+                <w:rStyle w:val="VerbatimChar"/>
+              </w:rPr>
+              <w:t xml:space="preserve">kimi-unify</w:t>
+            </w:r>
+          </w:p>
+        </w:tc>
+        <w:tc>
+          <w:tcPr/>
+          <w:p>
+            <w:pPr>
+              <w:pStyle w:val="Compact"/>
+            </w:pPr>
+            <w:r>
+              <w:t xml:space="preserve">Re-merge Kimi state into</w:t>
+            </w:r>
+            <w:r>
+              <w:t xml:space="preserve"> </w:t>
+            </w:r>
+            <w:r>
+              <w:rPr>
+                <w:rStyle w:val="VerbatimChar"/>
+              </w:rPr>
+              <w:t xml:space="preserve">$SHARED_DIR/kimi/</w:t>
+            </w:r>
+            <w:r>
+              <w:t xml:space="preserve">.</w:t>
+            </w:r>
+          </w:p>
+        </w:tc>
+      </w:tr>
+      <w:tr>
+        <w:tc>
+          <w:tcPr/>
+          <w:p>
+            <w:pPr>
+              <w:pStyle w:val="Compact"/>
+            </w:pPr>
+            <w:r>
+              <w:rPr>
+                <w:rStyle w:val="VerbatimChar"/>
+              </w:rPr>
+              <w:t xml:space="preserve">kimi-remove-account</w:t>
+            </w:r>
+          </w:p>
+        </w:tc>
+        <w:tc>
+          <w:tcPr/>
+          <w:p>
+            <w:pPr>
+              <w:pStyle w:val="Compact"/>
+            </w:pPr>
+            <w:r>
+              <w:t xml:space="preserve">Drop a Kimi account; archive (default) or</w:t>
+            </w:r>
+            <w:r>
+              <w:t xml:space="preserve"> </w:t>
+            </w:r>
+            <w:r>
+              <w:rPr>
+                <w:rStyle w:val="VerbatimChar"/>
+              </w:rPr>
+              <w:t xml:space="preserve">--delete</w:t>
+            </w:r>
+            <w:r>
+              <w:t xml:space="preserve"> </w:t>
+            </w:r>
+            <w:r>
+              <w:t xml:space="preserve">its dir.</w:t>
+            </w:r>
+          </w:p>
+        </w:tc>
+      </w:tr>
+      <w:tr>
+        <w:tc>
+          <w:tcPr/>
+          <w:p>
+            <w:pPr>
+              <w:pStyle w:val="Compact"/>
+            </w:pPr>
+            <w:r>
+              <w:rPr>
+                <w:rStyle w:val="VerbatimChar"/>
+              </w:rPr>
+              <w:t xml:space="preserve">kimi-rollback</w:t>
+            </w:r>
+          </w:p>
+        </w:tc>
+        <w:tc>
+          <w:tcPr/>
+          <w:p>
+            <w:pPr>
+              <w:pStyle w:val="Compact"/>
+            </w:pPr>
+            <w:r>
               <w:t xml:space="preserve">Restore</w:t>
             </w:r>
             <w:r>
@@ -2413,14 +3065,733 @@
               <w:t xml:space="preserve"> </w:t>
             </w:r>
             <w:r>
+              <w:t xml:space="preserve">backups for the Kimi family.</w:t>
+            </w:r>
+          </w:p>
+        </w:tc>
+      </w:tr>
+      <w:tr>
+        <w:tc>
+          <w:tcPr/>
+          <w:p>
+            <w:pPr>
+              <w:pStyle w:val="Compact"/>
+            </w:pPr>
+            <w:r>
+              <w:rPr>
+                <w:rStyle w:val="VerbatimChar"/>
+              </w:rPr>
+              <w:t xml:space="preserve">kimi-providers</w:t>
+            </w:r>
+          </w:p>
+        </w:tc>
+        <w:tc>
+          <w:tcPr/>
+          <w:p>
+            <w:pPr>
+              <w:pStyle w:val="Compact"/>
+            </w:pPr>
+            <w:r>
+              <w:t xml:space="preserve">Kimi framing over</w:t>
+            </w:r>
+            <w:r>
+              <w:t xml:space="preserve"> </w:t>
+            </w:r>
+            <w:r>
+              <w:rPr>
+                <w:rStyle w:val="VerbatimChar"/>
+              </w:rPr>
+              <w:t xml:space="preserve">claude-providers</w:t>
+            </w:r>
+            <w:r>
+              <w:t xml:space="preserve"> </w:t>
+            </w:r>
+            <w:r>
+              <w:t xml:space="preserve">(</w:t>
+            </w:r>
+            <w:r>
+              <w:rPr>
+                <w:rStyle w:val="VerbatimChar"/>
+              </w:rPr>
+              <w:t xml:space="preserve">sync|list|show|verify|migrate-names</w:t>
+            </w:r>
+            <w:r>
+              <w:t xml:space="preserve">).</w:t>
+            </w:r>
+          </w:p>
+        </w:tc>
+      </w:tr>
+      <w:tr>
+        <w:tc>
+          <w:tcPr/>
+          <w:p>
+            <w:pPr>
+              <w:pStyle w:val="Compact"/>
+            </w:pPr>
+            <w:r>
+              <w:rPr>
+                <w:rStyle w:val="VerbatimChar"/>
+              </w:rPr>
+              <w:t xml:space="preserve">kimi-providers quota</w:t>
+            </w:r>
+            <w:r>
+              <w:t xml:space="preserve"> </w:t>
+            </w:r>
+            <w:r>
+              <w:t xml:space="preserve">/</w:t>
+            </w:r>
+            <w:r>
+              <w:t xml:space="preserve"> </w:t>
+            </w:r>
+            <w:r>
+              <w:rPr>
+                <w:rStyle w:val="VerbatimChar"/>
+              </w:rPr>
+              <w:t xml:space="preserve">limits</w:t>
+            </w:r>
+          </w:p>
+        </w:tc>
+        <w:tc>
+          <w:tcPr/>
+          <w:p>
+            <w:pPr>
+              <w:pStyle w:val="Compact"/>
+            </w:pPr>
+            <w:r>
+              <w:t xml:space="preserve">Same usage/limit report, reached via</w:t>
+            </w:r>
+            <w:r>
+              <w:t xml:space="preserve"> </w:t>
+            </w:r>
+            <w:r>
+              <w:rPr>
+                <w:rStyle w:val="VerbatimChar"/>
+              </w:rPr>
+              <w:t xml:space="preserve">kimi-providers</w:t>
+            </w:r>
+            <w:r>
+              <w:t xml:space="preserve">' catch-all forward. See</w:t>
+            </w:r>
+            <w:r>
+              <w:t xml:space="preserve"> </w:t>
+            </w:r>
+            <w:hyperlink r:id="rId40">
+              <w:r>
+                <w:rPr>
+                  <w:rStyle w:val="Hyperlink"/>
+                </w:rPr>
+                <w:t xml:space="preserve">Provider_Aliases_User_Guide.md#14-quota-and-limits-reporting-quota--limits</w:t>
+              </w:r>
+            </w:hyperlink>
+            <w:r>
+              <w:t xml:space="preserve">.</w:t>
+            </w:r>
+          </w:p>
+        </w:tc>
+      </w:tr>
+      <w:tr>
+        <w:tc>
+          <w:tcPr/>
+          <w:p>
+            <w:pPr>
+              <w:pStyle w:val="Compact"/>
+            </w:pPr>
+            <w:r>
+              <w:rPr>
+                <w:rStyle w:val="VerbatimChar"/>
+              </w:rPr>
+              <w:t xml:space="preserve">claude-usage report</w:t>
+            </w:r>
+          </w:p>
+        </w:tc>
+        <w:tc>
+          <w:tcPr/>
+          <w:p>
+            <w:pPr>
+              <w:pStyle w:val="Compact"/>
+            </w:pPr>
+            <w:r>
+              <w:t xml:space="preserve">Token/cost usage report built on the real</w:t>
+            </w:r>
+            <w:r>
+              <w:t xml:space="preserve"> </w:t>
+            </w:r>
+            <w:r>
+              <w:rPr>
+                <w:rStyle w:val="VerbatimChar"/>
+              </w:rPr>
+              <w:t xml:space="preserve">ccusage</w:t>
+            </w:r>
+            <w:r>
+              <w:t xml:space="preserve"> </w:t>
+            </w:r>
+            <w:r>
+              <w:t xml:space="preserve">binary (day/model/session/project/provider breakdowns; default last 4 weeks;</w:t>
+            </w:r>
+            <w:r>
+              <w:t xml:space="preserve"> </w:t>
+            </w:r>
+            <w:r>
+              <w:rPr>
+                <w:rStyle w:val="VerbatimChar"/>
+              </w:rPr>
+              <w:t xml:space="preserve">json</w:t>
+            </w:r>
+            <w:r>
+              <w:t xml:space="preserve">/</w:t>
+            </w:r>
+            <w:r>
+              <w:rPr>
+                <w:rStyle w:val="VerbatimChar"/>
+              </w:rPr>
+              <w:t xml:space="preserve">md</w:t>
+            </w:r>
+            <w:r>
+              <w:t xml:space="preserve">/</w:t>
+            </w:r>
+            <w:r>
+              <w:rPr>
+                <w:rStyle w:val="VerbatimChar"/>
+              </w:rPr>
+              <w:t xml:space="preserve">csv</w:t>
+            </w:r>
+            <w:r>
+              <w:t xml:space="preserve">, written under</w:t>
+            </w:r>
+            <w:r>
+              <w:t xml:space="preserve"> </w:t>
+            </w:r>
+            <w:r>
+              <w:rPr>
+                <w:rStyle w:val="VerbatimChar"/>
+              </w:rPr>
+              <w:t xml:space="preserve">$SHARED_DIR/usage-reports/</w:t>
+            </w:r>
+            <w:r>
+              <w:t xml:space="preserve"> </w:t>
+            </w:r>
+            <w:r>
+              <w:t xml:space="preserve">by default). Native accounts are pooled (cannot be told apart) and "provider" is a best-effort catalog cross-reference — see</w:t>
+            </w:r>
+            <w:r>
+              <w:t xml:space="preserve"> </w:t>
+            </w:r>
+            <w:r>
+              <w:rPr>
+                <w:rStyle w:val="VerbatimChar"/>
+              </w:rPr>
+              <w:t xml:space="preserve">claude-usage --help</w:t>
+            </w:r>
+            <w:r>
+              <w:t xml:space="preserve"> </w:t>
+            </w:r>
+            <w:r>
+              <w:t xml:space="preserve">for the exact honesty contract. Auto-refreshed after every</w:t>
+            </w:r>
+            <w:r>
+              <w:t xml:space="preserve"> </w:t>
+            </w:r>
+            <w:r>
+              <w:rPr>
+                <w:rStyle w:val="VerbatimChar"/>
+              </w:rPr>
+              <w:t xml:space="preserve">claude-providers sync</w:t>
+            </w:r>
+            <w:r>
+              <w:t xml:space="preserve">/</w:t>
+            </w:r>
+            <w:r>
+              <w:rPr>
+                <w:rStyle w:val="VerbatimChar"/>
+              </w:rPr>
+              <w:t xml:space="preserve">sync --multi</w:t>
+            </w:r>
+            <w:r>
+              <w:t xml:space="preserve"> </w:t>
+            </w:r>
+            <w:r>
+              <w:t xml:space="preserve">(</w:t>
+            </w:r>
+            <w:r>
+              <w:rPr>
+                <w:rStyle w:val="VerbatimChar"/>
+              </w:rPr>
+              <w:t xml:space="preserve">CMA_SYNC_SKIP_USAGE_REFRESH=1</w:t>
+            </w:r>
+            <w:r>
+              <w:t xml:space="preserve"> </w:t>
+            </w:r>
+            <w:r>
+              <w:t xml:space="preserve">to opt out), not just on demand.</w:t>
+            </w:r>
+          </w:p>
+        </w:tc>
+      </w:tr>
+      <w:tr>
+        <w:tc>
+          <w:tcPr/>
+          <w:p>
+            <w:pPr>
+              <w:pStyle w:val="Compact"/>
+            </w:pPr>
+            <w:r>
+              <w:rPr>
+                <w:rStyle w:val="VerbatimChar"/>
+              </w:rPr>
+              <w:t xml:space="preserve">claude-usage merge</w:t>
+            </w:r>
+          </w:p>
+        </w:tc>
+        <w:tc>
+          <w:tcPr/>
+          <w:p>
+            <w:pPr>
+              <w:pStyle w:val="Compact"/>
+            </w:pPr>
+            <w:r>
+              <w:t xml:space="preserve">Combines</w:t>
+            </w:r>
+            <w:r>
+              <w:t xml:space="preserve"> </w:t>
+            </w:r>
+            <w:r>
+              <w:rPr>
+                <w:rStyle w:val="VerbatimChar"/>
+              </w:rPr>
+              <w:t xml:space="preserve">claude-usage report</w:t>
+            </w:r>
+            <w:r>
+              <w:t xml:space="preserve"> </w:t>
+            </w:r>
+            <w:r>
+              <w:t xml:space="preserve">JSON files from one or more source paths (</w:t>
+            </w:r>
+            <w:r>
+              <w:rPr>
+                <w:rStyle w:val="VerbatimChar"/>
+              </w:rPr>
+              <w:t xml:space="preserve">--from PATH[,PATH...]</w:t>
+            </w:r>
+            <w:r>
+              <w:t xml:space="preserve">, each a directory of</w:t>
+            </w:r>
+            <w:r>
+              <w:t xml:space="preserve"> </w:t>
+            </w:r>
+            <w:r>
+              <w:rPr>
+                <w:rStyle w:val="VerbatimChar"/>
+              </w:rPr>
+              <w:t xml:space="preserve">*.json</w:t>
+            </w:r>
+            <w:r>
+              <w:t xml:space="preserve"> </w:t>
+            </w:r>
+            <w:r>
+              <w:t xml:space="preserve">reports or a single file) into one consolidated report, re-summing any day/model/project/provider rows that key together. By default every project path is stripped to the placeholder</w:t>
+            </w:r>
+            <w:r>
+              <w:t xml:space="preserve"> </w:t>
+            </w:r>
+            <w:r>
+              <w:rPr>
+                <w:rStyle w:val="VerbatimChar"/>
+              </w:rPr>
+              <w:t xml:space="preserve">"coding agents"</w:t>
+            </w:r>
+            <w:r>
+              <w:t xml:space="preserve"> </w:t>
+            </w:r>
+            <w:r>
+              <w:t xml:space="preserve">(rows that collide after stripping are summed into one, not just relabeled) —</w:t>
+            </w:r>
+            <w:r>
+              <w:t xml:space="preserve"> </w:t>
+            </w:r>
+            <w:r>
+              <w:rPr>
+                <w:rStyle w:val="VerbatimChar"/>
+              </w:rPr>
+              <w:t xml:space="preserve">--anonymize-as NAME</w:t>
+            </w:r>
+            <w:r>
+              <w:t xml:space="preserve"> </w:t>
+            </w:r>
+            <w:r>
+              <w:t xml:space="preserve">picks a different label,</w:t>
+            </w:r>
+            <w:r>
+              <w:t xml:space="preserve"> </w:t>
+            </w:r>
+            <w:r>
+              <w:rPr>
+                <w:rStyle w:val="VerbatimChar"/>
+              </w:rPr>
+              <w:t xml:space="preserve">--real-names</w:t>
+            </w:r>
+            <w:r>
+              <w:t xml:space="preserve"> </w:t>
+            </w:r>
+            <w:r>
+              <w:t xml:space="preserve">opts out and keeps real paths distinct.</w:t>
+            </w:r>
+          </w:p>
+        </w:tc>
+      </w:tr>
+      <w:tr>
+        <w:tc>
+          <w:tcPr/>
+          <w:p>
+            <w:pPr>
+              <w:pStyle w:val="Compact"/>
+            </w:pPr>
+            <w:r>
+              <w:rPr>
+                <w:rStyle w:val="VerbatimChar"/>
+              </w:rPr>
+              <w:t xml:space="preserve">claude-opencode-sync</w:t>
+            </w:r>
+          </w:p>
+        </w:tc>
+        <w:tc>
+          <w:tcPr/>
+          <w:p>
+            <w:pPr>
+              <w:pStyle w:val="Compact"/>
+            </w:pPr>
+            <w:r>
+              <w:t xml:space="preserve">Expose Claude plugin Skills + MCP +</w:t>
+            </w:r>
+            <w:r>
+              <w:t xml:space="preserve"> </w:t>
+            </w:r>
+            <w:r>
+              <w:rPr>
+                <w:rStyle w:val="VerbatimChar"/>
+              </w:rPr>
+              <w:t xml:space="preserve">CLAUDE.md</w:t>
+            </w:r>
+            <w:r>
+              <w:t xml:space="preserve"> </w:t>
+            </w:r>
+            <w:r>
+              <w:t xml:space="preserve">to OpenCode.</w:t>
+            </w:r>
+          </w:p>
+        </w:tc>
+      </w:tr>
+      <w:tr>
+        <w:tc>
+          <w:tcPr/>
+          <w:p>
+            <w:pPr>
+              <w:pStyle w:val="Compact"/>
+            </w:pPr>
+            <w:r>
+              <w:rPr>
+                <w:rStyle w:val="VerbatimChar"/>
+              </w:rPr>
+              <w:t xml:space="preserve">claude-export-docs</w:t>
+            </w:r>
+          </w:p>
+        </w:tc>
+        <w:tc>
+          <w:tcPr/>
+          <w:p>
+            <w:pPr>
+              <w:pStyle w:val="Compact"/>
+            </w:pPr>
+            <w:r>
+              <w:t xml:space="preserve">Regenerate the long-form guide</w:t>
+            </w:r>
+            <w:r>
+              <w:t xml:space="preserve"> </w:t>
+            </w:r>
+            <w:r>
+              <w:rPr>
+                <w:rStyle w:val="VerbatimChar"/>
+              </w:rPr>
+              <w:t xml:space="preserve">.html</w:t>
+            </w:r>
+            <w:r>
+              <w:t xml:space="preserve">/</w:t>
+            </w:r>
+            <w:r>
+              <w:rPr>
+                <w:rStyle w:val="VerbatimChar"/>
+              </w:rPr>
+              <w:t xml:space="preserve">.pdf</w:t>
+            </w:r>
+            <w:r>
+              <w:t xml:space="preserve"> </w:t>
+            </w:r>
+            <w:r>
+              <w:t xml:space="preserve">from markdown.</w:t>
+            </w:r>
+          </w:p>
+        </w:tc>
+      </w:tr>
+      <w:tr>
+        <w:tc>
+          <w:tcPr/>
+          <w:p>
+            <w:pPr>
+              <w:pStyle w:val="Compact"/>
+            </w:pPr>
+            <w:r>
+              <w:rPr>
+                <w:rStyle w:val="VerbatimChar"/>
+              </w:rPr>
+              <w:t xml:space="preserve">claude-rollback</w:t>
+            </w:r>
+          </w:p>
+        </w:tc>
+        <w:tc>
+          <w:tcPr/>
+          <w:p>
+            <w:pPr>
+              <w:pStyle w:val="Compact"/>
+            </w:pPr>
+            <w:r>
+              <w:t xml:space="preserve">Restore</w:t>
+            </w:r>
+            <w:r>
+              <w:t xml:space="preserve"> </w:t>
+            </w:r>
+            <w:r>
+              <w:rPr>
+                <w:rStyle w:val="VerbatimChar"/>
+              </w:rPr>
+              <w:t xml:space="preserve">.preunify.*</w:t>
+            </w:r>
+            <w:r>
+              <w:t xml:space="preserve"> </w:t>
+            </w:r>
+            <w:r>
               <w:t xml:space="preserve">backups and move the shared store aside.</w:t>
+            </w:r>
+          </w:p>
+        </w:tc>
+      </w:tr>
+      <w:tr>
+        <w:tc>
+          <w:tcPr/>
+          <w:p>
+            <w:pPr>
+              <w:pStyle w:val="Compact"/>
+            </w:pPr>
+            <w:r>
+              <w:rPr>
+                <w:rStyle w:val="VerbatimChar"/>
+              </w:rPr>
+              <w:t xml:space="preserve">claude-providers sync-jev</w:t>
+            </w:r>
+          </w:p>
+        </w:tc>
+        <w:tc>
+          <w:tcPr/>
+          <w:p>
+            <w:pPr>
+              <w:pStyle w:val="Compact"/>
+            </w:pPr>
+            <w:r>
+              <w:t xml:space="preserve">Jev-only fast path: re-probe decision endpoints and refresh the ranked</w:t>
+            </w:r>
+            <w:r>
+              <w:t xml:space="preserve"> </w:t>
+            </w:r>
+            <w:r>
+              <w:rPr>
+                <w:rStyle w:val="VerbatimChar"/>
+              </w:rPr>
+              <w:t xml:space="preserve">jev-endpoints.json</w:t>
+            </w:r>
+            <w:r>
+              <w:t xml:space="preserve"> </w:t>
+            </w:r>
+            <w:r>
+              <w:t xml:space="preserve">cache.</w:t>
+            </w:r>
+          </w:p>
+        </w:tc>
+      </w:tr>
+      <w:tr>
+        <w:tc>
+          <w:tcPr/>
+          <w:p>
+            <w:pPr>
+              <w:pStyle w:val="Compact"/>
+            </w:pPr>
+            <w:r>
+              <w:rPr>
+                <w:rStyle w:val="VerbatimChar"/>
+              </w:rPr>
+              <w:t xml:space="preserve">jev-setup</w:t>
+            </w:r>
+          </w:p>
+        </w:tc>
+        <w:tc>
+          <w:tcPr/>
+          <w:p>
+            <w:pPr>
+              <w:pStyle w:val="Compact"/>
+            </w:pPr>
+            <w:r>
+              <w:t xml:space="preserve">Install/audit (</w:t>
+            </w:r>
+            <w:r>
+              <w:rPr>
+                <w:rStyle w:val="VerbatimChar"/>
+              </w:rPr>
+              <w:t xml:space="preserve">--check</w:t>
+            </w:r>
+            <w:r>
+              <w:t xml:space="preserve">) the Jev decision layer per agent (hooks, MCP, plugin); edits agent homes only with consent (</w:t>
+            </w:r>
+            <w:r>
+              <w:rPr>
+                <w:rStyle w:val="VerbatimChar"/>
+              </w:rPr>
+              <w:t xml:space="preserve">--yes</w:t>
+            </w:r>
+            <w:r>
+              <w:t xml:space="preserve"> </w:t>
+            </w:r>
+            <w:r>
+              <w:t xml:space="preserve">/</w:t>
+            </w:r>
+            <w:r>
+              <w:t xml:space="preserve"> </w:t>
+            </w:r>
+            <w:r>
+              <w:rPr>
+                <w:rStyle w:val="VerbatimChar"/>
+              </w:rPr>
+              <w:t xml:space="preserve">JEV_SETUP_CONSENT=1</w:t>
+            </w:r>
+            <w:r>
+              <w:t xml:space="preserve">, backups first);</w:t>
+            </w:r>
+            <w:r>
+              <w:t xml:space="preserve"> </w:t>
+            </w:r>
+            <w:r>
+              <w:rPr>
+                <w:rStyle w:val="VerbatimChar"/>
+              </w:rPr>
+              <w:t xml:space="preserve">--mode shadow|enforce</w:t>
+            </w:r>
+            <w:r>
+              <w:t xml:space="preserve">,</w:t>
+            </w:r>
+            <w:r>
+              <w:t xml:space="preserve"> </w:t>
+            </w:r>
+            <w:r>
+              <w:rPr>
+                <w:rStyle w:val="VerbatimChar"/>
+              </w:rPr>
+              <w:t xml:space="preserve">--uninstall</w:t>
+            </w:r>
+            <w:r>
+              <w:t xml:space="preserve">.</w:t>
+            </w:r>
+          </w:p>
+        </w:tc>
+      </w:tr>
+      <w:tr>
+        <w:tc>
+          <w:tcPr/>
+          <w:p>
+            <w:pPr>
+              <w:pStyle w:val="Compact"/>
+            </w:pPr>
+            <w:r>
+              <w:rPr>
+                <w:rStyle w:val="VerbatimChar"/>
+              </w:rPr>
+              <w:t xml:space="preserve">jev-stats</w:t>
+            </w:r>
+          </w:p>
+        </w:tc>
+        <w:tc>
+          <w:tcPr/>
+          <w:p>
+            <w:pPr>
+              <w:pStyle w:val="Compact"/>
+            </w:pPr>
+            <w:r>
+              <w:t xml:space="preserve">Decision-layer report from</w:t>
+            </w:r>
+            <w:r>
+              <w:t xml:space="preserve"> </w:t>
+            </w:r>
+            <w:r>
+              <w:rPr>
+                <w:rStyle w:val="VerbatimChar"/>
+              </w:rPr>
+              <w:t xml:space="preserve">decisions.jsonl</w:t>
+            </w:r>
+            <w:r>
+              <w:t xml:space="preserve">: verdicts, latency, shadow calibration, ESTIMATED tokens saved.</w:t>
+            </w:r>
+            <w:r>
+              <w:t xml:space="preserve"> </w:t>
+            </w:r>
+            <w:r>
+              <w:rPr>
+                <w:rStyle w:val="VerbatimChar"/>
+              </w:rPr>
+              <w:t xml:space="preserve">--days N</w:t>
+            </w:r>
+            <w:r>
+              <w:t xml:space="preserve">,</w:t>
+            </w:r>
+            <w:r>
+              <w:t xml:space="preserve"> </w:t>
+            </w:r>
+            <w:r>
+              <w:rPr>
+                <w:rStyle w:val="VerbatimChar"/>
+              </w:rPr>
+              <w:t xml:space="preserve">--json</w:t>
+            </w:r>
+            <w:r>
+              <w:t xml:space="preserve">.</w:t>
+            </w:r>
+          </w:p>
+        </w:tc>
+      </w:tr>
+      <w:tr>
+        <w:tc>
+          <w:tcPr/>
+          <w:p>
+            <w:pPr>
+              <w:pStyle w:val="Compact"/>
+            </w:pPr>
+            <w:r>
+              <w:rPr>
+                <w:rStyle w:val="VerbatimChar"/>
+              </w:rPr>
+              <w:t xml:space="preserve">jev-spec-setup &lt;repo&gt;</w:t>
+            </w:r>
+          </w:p>
+        </w:tc>
+        <w:tc>
+          <w:tcPr/>
+          <w:p>
+            <w:pPr>
+              <w:pStyle w:val="Compact"/>
+            </w:pPr>
+            <w:r>
+              <w:t xml:space="preserve">Opt-in: install jev-spec CI templates (config + PR-verify workflow) into a target repo.</w:t>
             </w:r>
           </w:p>
         </w:tc>
       </w:tr>
     </w:tbl>
-    <w:bookmarkEnd w:id="37"/>
-    <w:bookmarkStart w:id="39" w:name="books-documentation"/>
+    <w:bookmarkEnd w:id="41"/>
+    <w:bookmarkStart w:id="50" w:name="books-documentation"/>
     <w:p>
       <w:pPr>
         <w:pStyle w:val="Heading2"/>
@@ -2462,6 +3833,37 @@
             </w:pPr>
             <w:r>
               <w:t xml:space="preserve">What it covers</w:t>
+            </w:r>
+          </w:p>
+        </w:tc>
+      </w:tr>
+      <w:tr>
+        <w:tc>
+          <w:tcPr/>
+          <w:p>
+            <w:pPr>
+              <w:pStyle w:val="Compact"/>
+            </w:pPr>
+            <w:hyperlink r:id="rId42">
+              <w:r>
+                <w:rPr>
+                  <w:rStyle w:val="Hyperlink"/>
+                  <w:b/>
+                  <w:bCs/>
+                </w:rPr>
+                <w:t xml:space="preserve">User Manual (start here)</w:t>
+              </w:r>
+            </w:hyperlink>
+          </w:p>
+        </w:tc>
+        <w:tc>
+          <w:tcPr/>
+          <w:p>
+            <w:pPr>
+              <w:pStyle w:val="Compact"/>
+            </w:pPr>
+            <w:r>
+              <w:t xml:space="preserve">One index over every guide, FAQ, diagram and verification doc below, with the hub-engine, validation-gate and decision-model entry points.</w:t>
             </w:r>
           </w:p>
         </w:tc>
@@ -2502,7 +3904,235 @@
             <w:pPr>
               <w:pStyle w:val="Compact"/>
             </w:pPr>
-            <w:hyperlink r:id="rId33">
+            <w:hyperlink r:id="rId43">
+              <w:r>
+                <w:rPr>
+                  <w:rStyle w:val="Hyperlink"/>
+                </w:rPr>
+                <w:t xml:space="preserve">llmctl Integration Quickstart</w:t>
+              </w:r>
+            </w:hyperlink>
+            <w:r>
+              <w:t xml:space="preserve"> </w:t>
+            </w:r>
+            <w:r>
+              <w:t xml:space="preserve">→</w:t>
+            </w:r>
+            <w:r>
+              <w:t xml:space="preserve"> </w:t>
+            </w:r>
+            <w:hyperlink r:id="rId37">
+              <w:r>
+                <w:rPr>
+                  <w:rStyle w:val="Hyperlink"/>
+                </w:rPr>
+                <w:t xml:space="preserve">User Guide</w:t>
+              </w:r>
+            </w:hyperlink>
+            <w:r>
+              <w:t xml:space="preserve"> </w:t>
+            </w:r>
+            <w:r>
+              <w:t xml:space="preserve">→</w:t>
+            </w:r>
+            <w:r>
+              <w:t xml:space="preserve"> </w:t>
+            </w:r>
+            <w:hyperlink r:id="rId44">
+              <w:r>
+                <w:rPr>
+                  <w:rStyle w:val="Hyperlink"/>
+                </w:rPr>
+                <w:t xml:space="preserve">FAQ</w:t>
+              </w:r>
+            </w:hyperlink>
+          </w:p>
+        </w:tc>
+        <w:tc>
+          <w:tcPr/>
+          <w:p>
+            <w:pPr>
+              <w:pStyle w:val="Compact"/>
+            </w:pPr>
+            <w:r>
+              <w:t xml:space="preserve">Auto-recognizing local llmctl models as aliases; on-demand switching; honest context/LAN warnings;</w:t>
+            </w:r>
+            <w:r>
+              <w:t xml:space="preserve"> </w:t>
+            </w:r>
+            <w:hyperlink r:id="rId45">
+              <w:r>
+                <w:rPr>
+                  <w:rStyle w:val="Hyperlink"/>
+                </w:rPr>
+                <w:t xml:space="preserve">flow diagrams</w:t>
+              </w:r>
+            </w:hyperlink>
+            <w:r>
+              <w:t xml:space="preserve">.</w:t>
+            </w:r>
+          </w:p>
+        </w:tc>
+      </w:tr>
+      <w:tr>
+        <w:tc>
+          <w:tcPr/>
+          <w:p>
+            <w:pPr>
+              <w:pStyle w:val="Compact"/>
+            </w:pPr>
+            <w:hyperlink r:id="rId32">
+              <w:r>
+                <w:rPr>
+                  <w:rStyle w:val="Hyperlink"/>
+                </w:rPr>
+                <w:t xml:space="preserve">Kimi Accounts User Guide</w:t>
+              </w:r>
+            </w:hyperlink>
+          </w:p>
+        </w:tc>
+        <w:tc>
+          <w:tcPr/>
+          <w:p>
+            <w:pPr>
+              <w:pStyle w:val="Compact"/>
+            </w:pPr>
+            <w:r>
+              <w:t xml:space="preserve">Kimi Code accounts,</w:t>
+            </w:r>
+            <w:r>
+              <w:t xml:space="preserve"> </w:t>
+            </w:r>
+            <w:r>
+              <w:rPr>
+                <w:rStyle w:val="VerbatimChar"/>
+              </w:rPr>
+              <w:t xml:space="preserve">kimi-&lt;id&gt;</w:t>
+            </w:r>
+            <w:r>
+              <w:t xml:space="preserve"> </w:t>
+            </w:r>
+            <w:r>
+              <w:t xml:space="preserve">aliases, the one-time</w:t>
+            </w:r>
+            <w:r>
+              <w:t xml:space="preserve"> </w:t>
+            </w:r>
+            <w:r>
+              <w:rPr>
+                <w:rStyle w:val="VerbatimChar"/>
+              </w:rPr>
+              <w:t xml:space="preserve">kimi-*</w:t>
+            </w:r>
+            <w:r>
+              <w:t xml:space="preserve"> </w:t>
+            </w:r>
+            <w:r>
+              <w:t xml:space="preserve">→</w:t>
+            </w:r>
+            <w:r>
+              <w:t xml:space="preserve"> </w:t>
+            </w:r>
+            <w:r>
+              <w:rPr>
+                <w:rStyle w:val="VerbatimChar"/>
+              </w:rPr>
+              <w:t xml:space="preserve">kc-*</w:t>
+            </w:r>
+            <w:r>
+              <w:t xml:space="preserve"> </w:t>
+            </w:r>
+            <w:r>
+              <w:t xml:space="preserve">rename.</w:t>
+            </w:r>
+          </w:p>
+        </w:tc>
+      </w:tr>
+      <w:tr>
+        <w:tc>
+          <w:tcPr/>
+          <w:p>
+            <w:pPr>
+              <w:pStyle w:val="Compact"/>
+            </w:pPr>
+            <w:hyperlink r:id="rId36">
+              <w:r>
+                <w:rPr>
+                  <w:rStyle w:val="Hyperlink"/>
+                </w:rPr>
+                <w:t xml:space="preserve">Jev Quickstart</w:t>
+              </w:r>
+            </w:hyperlink>
+            <w:r>
+              <w:t xml:space="preserve"> </w:t>
+            </w:r>
+            <w:r>
+              <w:t xml:space="preserve">→</w:t>
+            </w:r>
+            <w:r>
+              <w:t xml:space="preserve"> </w:t>
+            </w:r>
+            <w:hyperlink r:id="rId46">
+              <w:r>
+                <w:rPr>
+                  <w:rStyle w:val="Hyperlink"/>
+                </w:rPr>
+                <w:t xml:space="preserve">User Guide</w:t>
+              </w:r>
+            </w:hyperlink>
+            <w:r>
+              <w:t xml:space="preserve"> </w:t>
+            </w:r>
+            <w:r>
+              <w:t xml:space="preserve">→</w:t>
+            </w:r>
+            <w:r>
+              <w:t xml:space="preserve"> </w:t>
+            </w:r>
+            <w:hyperlink r:id="rId47">
+              <w:r>
+                <w:rPr>
+                  <w:rStyle w:val="Hyperlink"/>
+                </w:rPr>
+                <w:t xml:space="preserve">FAQ</w:t>
+              </w:r>
+            </w:hyperlink>
+          </w:p>
+        </w:tc>
+        <w:tc>
+          <w:tcPr/>
+          <w:p>
+            <w:pPr>
+              <w:pStyle w:val="Compact"/>
+            </w:pPr>
+            <w:r>
+              <w:t xml:space="preserve">The Jev decision layer: endpoint detection, the shadow-first permission gate, MCP server, per-agent installer, stats/calibration;</w:t>
+            </w:r>
+            <w:r>
+              <w:t xml:space="preserve"> </w:t>
+            </w:r>
+            <w:hyperlink r:id="rId48">
+              <w:r>
+                <w:rPr>
+                  <w:rStyle w:val="Hyperlink"/>
+                </w:rPr>
+                <w:t xml:space="preserve">architecture diagram</w:t>
+              </w:r>
+            </w:hyperlink>
+            <w:r>
+              <w:t xml:space="preserve">.</w:t>
+            </w:r>
+          </w:p>
+        </w:tc>
+      </w:tr>
+      <w:tr>
+        <w:tc>
+          <w:tcPr/>
+          <w:p>
+            <w:pPr>
+              <w:pStyle w:val="Compact"/>
+            </w:pPr>
+            <w:hyperlink r:id="rId34">
               <w:r>
                 <w:rPr>
                   <w:rStyle w:val="Hyperlink"/>
@@ -2575,7 +4205,7 @@
             <w:pPr>
               <w:pStyle w:val="Compact"/>
             </w:pPr>
-            <w:hyperlink r:id="rId34">
+            <w:hyperlink r:id="rId35">
               <w:r>
                 <w:rPr>
                   <w:rStyle w:val="Hyperlink"/>
@@ -2604,7 +4234,7 @@
             <w:pPr>
               <w:pStyle w:val="Compact"/>
             </w:pPr>
-            <w:hyperlink r:id="rId38">
+            <w:hyperlink r:id="rId49">
               <w:r>
                 <w:rPr>
                   <w:rStyle w:val="Hyperlink"/>
@@ -2677,14 +4307,14 @@
         </w:tc>
       </w:tr>
     </w:tbl>
-    <w:bookmarkEnd w:id="39"/>
-    <w:bookmarkStart w:id="40" w:name="jigsaw-requirements"/>
+    <w:bookmarkEnd w:id="50"/>
+    <w:bookmarkStart w:id="53" w:name="bricks-constitution-hub-engine"/>
     <w:p>
       <w:pPr>
         <w:pStyle w:val="Heading2"/>
       </w:pPr>
       <w:r>
-        <w:t xml:space="preserve">🧩 Requirements</w:t>
+        <w:t xml:space="preserve">🧱 Constitution hub engine</w:t>
       </w:r>
     </w:p>
     <w:p>
@@ -2692,317 +4322,23 @@
         <w:pStyle w:val="FirstParagraph"/>
       </w:pPr>
       <w:r>
-        <w:rPr>
-          <w:rStyle w:val="VerbatimChar"/>
-        </w:rPr>
-        <w:t xml:space="preserve">bash</w:t>
-      </w:r>
-      <w:r>
-        <w:t xml:space="preserve">,</w:t>
-      </w:r>
-      <w:r>
-        <w:t xml:space="preserve"> </w:t>
-      </w:r>
-      <w:r>
-        <w:rPr>
-          <w:rStyle w:val="VerbatimChar"/>
-        </w:rPr>
-        <w:t xml:space="preserve">rsync</w:t>
-      </w:r>
-      <w:r>
-        <w:t xml:space="preserve">,</w:t>
-      </w:r>
-      <w:r>
-        <w:t xml:space="preserve"> </w:t>
-      </w:r>
-      <w:r>
-        <w:rPr>
-          <w:rStyle w:val="VerbatimChar"/>
-        </w:rPr>
-        <w:t xml:space="preserve">jq</w:t>
-      </w:r>
-      <w:r>
-        <w:t xml:space="preserve">,</w:t>
-      </w:r>
-      <w:r>
-        <w:t xml:space="preserve"> </w:t>
-      </w:r>
-      <w:r>
-        <w:rPr>
-          <w:rStyle w:val="VerbatimChar"/>
-        </w:rPr>
-        <w:t xml:space="preserve">awk</w:t>
-      </w:r>
-      <w:r>
-        <w:t xml:space="preserve">. Optional:</w:t>
-      </w:r>
-      <w:r>
-        <w:t xml:space="preserve"> </w:t>
-      </w:r>
-      <w:r>
-        <w:rPr>
-          <w:rStyle w:val="VerbatimChar"/>
-        </w:rPr>
-        <w:t xml:space="preserve">node</w:t>
-      </w:r>
-      <w:r>
-        <w:t xml:space="preserve">+</w:t>
-      </w:r>
-      <w:r>
-        <w:rPr>
-          <w:rStyle w:val="VerbatimChar"/>
-        </w:rPr>
-        <w:t xml:space="preserve">npm</w:t>
-      </w:r>
-      <w:r>
-        <w:t xml:space="preserve"> </w:t>
-      </w:r>
-      <w:r>
-        <w:t xml:space="preserve">(TOON utility),</w:t>
-      </w:r>
-      <w:r>
-        <w:t xml:space="preserve"> </w:t>
-      </w:r>
-      <w:r>
-        <w:rPr>
-          <w:rStyle w:val="VerbatimChar"/>
-        </w:rPr>
-        <w:t xml:space="preserve">pandoc</w:t>
-      </w:r>
-      <w:r>
-        <w:t xml:space="preserve"> </w:t>
-      </w:r>
-      <w:r>
-        <w:t xml:space="preserve">(+</w:t>
-      </w:r>
-      <w:r>
-        <w:t xml:space="preserve"> </w:t>
-      </w:r>
-      <w:r>
-        <w:rPr>
-          <w:rStyle w:val="VerbatimChar"/>
-        </w:rPr>
-        <w:t xml:space="preserve">weasyprint</w:t>
-      </w:r>
-      <w:r>
-        <w:t xml:space="preserve">/</w:t>
-      </w:r>
-      <w:r>
-        <w:rPr>
-          <w:rStyle w:val="VerbatimChar"/>
-        </w:rPr>
-        <w:t xml:space="preserve">wkhtmltopdf</w:t>
-      </w:r>
-      <w:r>
-        <w:t xml:space="preserve">/headless</w:t>
-      </w:r>
-      <w:r>
-        <w:t xml:space="preserve"> </w:t>
-      </w:r>
-      <w:r>
-        <w:rPr>
-          <w:rStyle w:val="VerbatimChar"/>
-        </w:rPr>
-        <w:t xml:space="preserve">chromium</w:t>
-      </w:r>
-      <w:r>
-        <w:t xml:space="preserve">) for doc regeneration.</w:t>
-      </w:r>
-    </w:p>
-    <w:p>
-      <w:pPr>
-        <w:pStyle w:val="SourceCode"/>
-      </w:pPr>
-      <w:r>
-        <w:rPr>
-          <w:rStyle w:val="CommentTok"/>
-        </w:rPr>
-        <w:t xml:space="preserve"># macOS (Homebrew)</w:t>
-      </w:r>
-      <w:r>
-        <w:br/>
-      </w:r>
-      <w:r>
-        <w:rPr>
-          <w:rStyle w:val="ExtensionTok"/>
-        </w:rPr>
-        <w:t xml:space="preserve">brew</w:t>
-      </w:r>
-      <w:r>
-        <w:rPr>
-          <w:rStyle w:val="NormalTok"/>
-        </w:rPr>
-        <w:t xml:space="preserve"> install bash jq rsync gawk pandoc weasyprint</w:t>
-      </w:r>
-    </w:p>
-    <w:p>
-      <w:pPr>
-        <w:pStyle w:val="FirstParagraph"/>
-      </w:pPr>
-      <w:r>
-        <w:t xml:space="preserve">macOS ships bash 3.2; the scripts auto-re-exec under Homebrew bash when needed,</w:t>
-      </w:r>
-      <w:r>
-        <w:t xml:space="preserve"> </w:t>
-      </w:r>
-      <w:r>
-        <w:t xml:space="preserve">and only touch</w:t>
-      </w:r>
-      <w:r>
-        <w:t xml:space="preserve"> </w:t>
-      </w:r>
-      <w:r>
-        <w:rPr>
-          <w:rStyle w:val="VerbatimChar"/>
-        </w:rPr>
-        <w:t xml:space="preserve">~/.zshrc</w:t>
-      </w:r>
-      <w:r>
-        <w:t xml:space="preserve"> </w:t>
-      </w:r>
-      <w:r>
-        <w:t xml:space="preserve">on Darwin.</w:t>
-      </w:r>
-    </w:p>
-    <w:bookmarkEnd w:id="40"/>
-    <w:bookmarkStart w:id="41" w:name="Xd6f4d7e353627a437aed4856d00ea9f89aa8b97"/>
-    <w:p>
-      <w:pPr>
-        <w:pStyle w:val="Heading2"/>
-      </w:pPr>
-      <w:r>
-        <w:t xml:space="preserve">🗂️ Layout after unification</w:t>
-      </w:r>
-    </w:p>
-    <w:p>
-      <w:pPr>
-        <w:pStyle w:val="SourceCode"/>
-      </w:pPr>
-      <w:r>
-        <w:rPr>
-          <w:rStyle w:val="VerbatimChar"/>
-        </w:rPr>
-        <w:t xml:space="preserve">~/.claude-shared/                   # single source of truth</w:t>
-      </w:r>
-      <w:r>
-        <w:br/>
-      </w:r>
-      <w:r>
-        <w:rPr>
-          <w:rStyle w:val="VerbatimChar"/>
-        </w:rPr>
-        <w:t xml:space="preserve">  projects/ todos/ tasks/ plans/ plugins/ sessions/ …</w:t>
-      </w:r>
-      <w:r>
-        <w:br/>
-      </w:r>
-      <w:r>
-        <w:rPr>
-          <w:rStyle w:val="VerbatimChar"/>
-        </w:rPr>
-        <w:t xml:space="preserve">  CLAUDE.md  history.jsonl  settings.json  stats-cache.json</w:t>
-      </w:r>
-      <w:r>
-        <w:br/>
-      </w:r>
-      <w:r>
-        <w:br/>
-      </w:r>
-      <w:r>
-        <w:rPr>
-          <w:rStyle w:val="VerbatimChar"/>
-        </w:rPr>
-        <w:t xml:space="preserve">~/.claude-&lt;account&gt;/                # per-account — mostly symlinks</w:t>
-      </w:r>
-      <w:r>
-        <w:br/>
-      </w:r>
-      <w:r>
-        <w:rPr>
-          <w:rStyle w:val="VerbatimChar"/>
-        </w:rPr>
-        <w:t xml:space="preserve">  .credentials.json                 # PRIVATE — account-locked</w:t>
-      </w:r>
-      <w:r>
-        <w:br/>
-      </w:r>
-      <w:r>
-        <w:rPr>
-          <w:rStyle w:val="VerbatimChar"/>
-        </w:rPr>
-        <w:t xml:space="preserve">  .claude.json                      # per-account state (non-auth contents sync)</w:t>
-      </w:r>
-      <w:r>
-        <w:br/>
-      </w:r>
-      <w:r>
-        <w:rPr>
-          <w:rStyle w:val="VerbatimChar"/>
-        </w:rPr>
-        <w:t xml:space="preserve">  mcp-needs-auth-cache.json         # PRIVATE</w:t>
-      </w:r>
-      <w:r>
-        <w:br/>
-      </w:r>
-      <w:r>
-        <w:rPr>
-          <w:rStyle w:val="VerbatimChar"/>
-        </w:rPr>
-        <w:t xml:space="preserve">  projects -&gt; ~/.claude-shared/projects   # every shared item is a symlink</w:t>
-      </w:r>
-      <w:r>
-        <w:br/>
-      </w:r>
-      <w:r>
-        <w:br/>
-      </w:r>
-      <w:r>
-        <w:rPr>
-          <w:rStyle w:val="VerbatimChar"/>
-        </w:rPr>
-        <w:t xml:space="preserve">~/.local/share/claude-multi-account/aliases.sh   # managed alias file</w:t>
-      </w:r>
-    </w:p>
-    <w:bookmarkEnd w:id="41"/>
-    <w:bookmarkStart w:id="42" w:name="X1f038c74a3052c117c36e42274c4a6ec3128216"/>
-    <w:p>
-      <w:pPr>
-        <w:pStyle w:val="Heading2"/>
-      </w:pPr>
-      <w:r>
-        <w:t xml:space="preserve">🔄 How cross-account sync works</w:t>
-      </w:r>
-    </w:p>
-    <w:p>
-      <w:pPr>
-        <w:pStyle w:val="FirstParagraph"/>
-      </w:pPr>
-      <w:r>
-        <w:t xml:space="preserve">Claude Code keeps a</w:t>
-      </w:r>
-      <w:r>
-        <w:t xml:space="preserve"> </w:t>
-      </w:r>
-      <w:r>
-        <w:rPr>
-          <w:rStyle w:val="VerbatimChar"/>
-        </w:rPr>
-        <w:t xml:space="preserve">projects.&lt;path&gt;</w:t>
-      </w:r>
-      <w:r>
-        <w:t xml:space="preserve"> </w:t>
-      </w:r>
-      <w:r>
-        <w:t xml:space="preserve">map inside each account's</w:t>
-      </w:r>
-      <w:r>
-        <w:t xml:space="preserve"> </w:t>
-      </w:r>
-      <w:r>
-        <w:rPr>
-          <w:rStyle w:val="VerbatimChar"/>
-        </w:rPr>
-        <w:t xml:space="preserve">.claude.json</w:t>
+        <w:t xml:space="preserve">claude_toolkit is one of the</w:t>
+      </w:r>
+      <w:r>
+        <w:t xml:space="preserve"> </w:t>
+      </w:r>
+      <w:r>
+        <w:rPr>
+          <w:i/>
+          <w:iCs/>
+        </w:rPr>
+        <w:t xml:space="preserve">hub engines</w:t>
+      </w:r>
+      <w:r>
+        <w:t xml:space="preserve"> </w:t>
+      </w:r>
+      <w:r>
+        <w:t xml:space="preserve">of the Helix constitution</w:t>
       </w:r>
       <w:r>
         <w:t xml:space="preserve"> </w:t>
@@ -3014,34 +4350,10 @@
         <w:rPr>
           <w:rStyle w:val="VerbatimChar"/>
         </w:rPr>
-        <w:t xml:space="preserve">lastSessionId</w:t>
-      </w:r>
-      <w:r>
-        <w:t xml:space="preserve">, MCP status, project memory pointers). Without intervention,</w:t>
-      </w:r>
-      <w:r>
-        <w:t xml:space="preserve"> </w:t>
-      </w:r>
-      <w:r>
-        <w:t xml:space="preserve">account A's projects are invisible to account B even though the JSONL transcripts</w:t>
-      </w:r>
-      <w:r>
-        <w:t xml:space="preserve"> </w:t>
-      </w:r>
-      <w:r>
-        <w:t xml:space="preserve">live in the shared</w:t>
-      </w:r>
-      <w:r>
-        <w:t xml:space="preserve"> </w:t>
-      </w:r>
-      <w:r>
-        <w:rPr>
-          <w:rStyle w:val="VerbatimChar"/>
-        </w:rPr>
-        <w:t xml:space="preserve">projects/</w:t>
-      </w:r>
-      <w:r>
-        <w:t xml:space="preserve">. The toolkit fixes this in two layers:</w:t>
+        <w:t xml:space="preserve">constitution/submodules/{llmctl,claude_toolkit,open_design}</w:t>
+      </w:r>
+      <w:r>
+        <w:t xml:space="preserve">):</w:t>
       </w:r>
     </w:p>
     <w:p>
@@ -3057,64 +4369,40 @@
           <w:b/>
           <w:bCs/>
         </w:rPr>
-        <w:t xml:space="preserve">At unify time</w:t>
-      </w:r>
-      <w:r>
-        <w:t xml:space="preserve"> </w:t>
-      </w:r>
-      <w:r>
-        <w:t xml:space="preserve">—</w:t>
-      </w:r>
-      <w:r>
-        <w:t xml:space="preserve"> </w:t>
-      </w:r>
-      <w:r>
-        <w:rPr>
-          <w:rStyle w:val="VerbatimChar"/>
-        </w:rPr>
-        <w:t xml:space="preserve">claude-unify</w:t>
-      </w:r>
-      <w:r>
-        <w:t xml:space="preserve"> </w:t>
-      </w:r>
-      <w:r>
-        <w:t xml:space="preserve">deep-merges every account's</w:t>
-      </w:r>
-      <w:r>
-        <w:t xml:space="preserve"> </w:t>
-      </w:r>
-      <w:r>
-        <w:rPr>
-          <w:rStyle w:val="VerbatimChar"/>
-        </w:rPr>
-        <w:t xml:space="preserve">.claude.json</w:t>
-      </w:r>
-      <w:r>
-        <w:t xml:space="preserve"> </w:t>
-      </w:r>
-      <w:r>
-        <w:t xml:space="preserve">(rightmost-wins on scalars, recursive union of the</w:t>
-      </w:r>
-      <w:r>
-        <w:t xml:space="preserve"> </w:t>
-      </w:r>
-      <w:r>
-        <w:rPr>
-          <w:rStyle w:val="VerbatimChar"/>
-        </w:rPr>
-        <w:t xml:space="preserve">projects</w:t>
-      </w:r>
-      <w:r>
-        <w:t xml:space="preserve"> </w:t>
-      </w:r>
-      <w:r>
-        <w:t xml:space="preserve">subtree),</w:t>
-      </w:r>
-      <w:r>
-        <w:t xml:space="preserve"> </w:t>
-      </w:r>
-      <w:r>
-        <w:t xml:space="preserve">writing each account's auth-private keys back untouched.</w:t>
+        <w:t xml:space="preserve">Consumed by reference.</w:t>
+      </w:r>
+      <w:r>
+        <w:t xml:space="preserve"> </w:t>
+      </w:r>
+      <w:r>
+        <w:t xml:space="preserve">A project gets it at</w:t>
+      </w:r>
+      <w:r>
+        <w:t xml:space="preserve"> </w:t>
+      </w:r>
+      <w:r>
+        <w:rPr>
+          <w:rStyle w:val="VerbatimChar"/>
+        </w:rPr>
+        <w:t xml:space="preserve">constitution/submodules/claude_toolkit</w:t>
+      </w:r>
+      <w:r>
+        <w:t xml:space="preserve"> </w:t>
+      </w:r>
+      <w:r>
+        <w:t xml:space="preserve">(pinned by sha in the hub's</w:t>
+      </w:r>
+      <w:r>
+        <w:t xml:space="preserve"> </w:t>
+      </w:r>
+      <w:r>
+        <w:rPr>
+          <w:rStyle w:val="VerbatimChar"/>
+        </w:rPr>
+        <w:t xml:space="preserve">helix-deps.yaml</w:t>
+      </w:r>
+      <w:r>
+        <w:t xml:space="preserve">); it is never copied, never shipped inside a product artifact.</w:t>
       </w:r>
     </w:p>
     <w:p>
@@ -3130,99 +4418,175 @@
           <w:b/>
           <w:bCs/>
         </w:rPr>
-        <w:t xml:space="preserve">At runtime</w:t>
-      </w:r>
-      <w:r>
-        <w:t xml:space="preserve"> </w:t>
-      </w:r>
-      <w:r>
-        <w:t xml:space="preserve">— the</w:t>
-      </w:r>
-      <w:r>
-        <w:t xml:space="preserve"> </w:t>
-      </w:r>
-      <w:r>
-        <w:rPr>
-          <w:rStyle w:val="VerbatimChar"/>
-        </w:rPr>
-        <w:t xml:space="preserve">cma_run</w:t>
-      </w:r>
-      <w:r>
-        <w:t xml:space="preserve"> </w:t>
-      </w:r>
-      <w:r>
-        <w:t xml:space="preserve">wrapper calls</w:t>
-      </w:r>
-      <w:r>
-        <w:t xml:space="preserve"> </w:t>
-      </w:r>
-      <w:r>
-        <w:rPr>
-          <w:rStyle w:val="VerbatimChar"/>
-        </w:rPr>
-        <w:t xml:space="preserve">claude-sync-state pull</w:t>
-      </w:r>
-      <w:r>
-        <w:t xml:space="preserve"> </w:t>
-      </w:r>
-      <w:r>
-        <w:t xml:space="preserve">before</w:t>
-      </w:r>
-      <w:r>
-        <w:t xml:space="preserve"> </w:t>
-      </w:r>
-      <w:r>
-        <w:t xml:space="preserve">each launch and</w:t>
-      </w:r>
-      <w:r>
-        <w:t xml:space="preserve"> </w:t>
-      </w:r>
-      <w:r>
-        <w:rPr>
-          <w:rStyle w:val="VerbatimChar"/>
-        </w:rPr>
-        <w:t xml:space="preserve">push</w:t>
-      </w:r>
-      <w:r>
-        <w:t xml:space="preserve"> </w:t>
-      </w:r>
-      <w:r>
-        <w:t xml:space="preserve">after exit (a fast</w:t>
-      </w:r>
-      <w:r>
-        <w:t xml:space="preserve"> </w:t>
-      </w:r>
-      <w:r>
-        <w:rPr>
-          <w:rStyle w:val="VerbatimChar"/>
-        </w:rPr>
-        <w:t xml:space="preserve">jq</w:t>
-      </w:r>
-      <w:r>
-        <w:t xml:space="preserve"> </w:t>
-      </w:r>
-      <w:r>
-        <w:t xml:space="preserve">merge), so sessions created in</w:t>
-      </w:r>
-      <w:r>
-        <w:t xml:space="preserve"> </w:t>
-      </w:r>
-      <w:r>
-        <w:t xml:space="preserve">one account appear in the others on the next launch.</w:t>
+        <w:t xml:space="preserve">Never initialised recursively.</w:t>
+      </w:r>
+      <w:r>
+        <w:t xml:space="preserve"> </w:t>
+      </w:r>
+      <w:r>
+        <w:rPr>
+          <w:rStyle w:val="VerbatimChar"/>
+        </w:rPr>
+        <w:t xml:space="preserve">git submodule update --init</w:t>
+      </w:r>
+      <w:r>
+        <w:t xml:space="preserve"> </w:t>
+      </w:r>
+      <w:r>
+        <w:t xml:space="preserve">stops at the</w:t>
+      </w:r>
+      <w:r>
+        <w:t xml:space="preserve"> </w:t>
+      </w:r>
+      <w:r>
+        <w:t xml:space="preserve">engine; the only submodules it carries are the third-party</w:t>
+      </w:r>
+      <w:r>
+        <w:t xml:space="preserve"> </w:t>
+      </w:r>
+      <w:r>
+        <w:rPr>
+          <w:rStyle w:val="VerbatimChar"/>
+        </w:rPr>
+        <w:t xml:space="preserve">submodules/go</w:t>
+      </w:r>
+      <w:r>
+        <w:t xml:space="preserve"> </w:t>
+      </w:r>
+      <w:r>
+        <w:t xml:space="preserve">and</w:t>
+      </w:r>
+      <w:r>
+        <w:t xml:space="preserve"> </w:t>
+      </w:r>
+      <w:r>
+        <w:rPr>
+          <w:rStyle w:val="VerbatimChar"/>
+        </w:rPr>
+        <w:t xml:space="preserve">submodules/ccusage</w:t>
+      </w:r>
+      <w:r>
+        <w:t xml:space="preserve">.</w:t>
       </w:r>
     </w:p>
     <w:p>
       <w:pPr>
-        <w:pStyle w:val="FirstParagraph"/>
-      </w:pPr>
-      <w:r>
-        <w:t xml:space="preserve">Auth keys (</w:t>
-      </w:r>
-      <w:r>
-        <w:rPr>
-          <w:rStyle w:val="VerbatimChar"/>
-        </w:rPr>
-        <w:t xml:space="preserve">userID</w:t>
+        <w:pStyle w:val="Compact"/>
+        <w:numPr>
+          <w:ilvl w:val="0"/>
+          <w:numId w:val="1002"/>
+        </w:numPr>
+      </w:pPr>
+      <w:r>
+        <w:rPr>
+          <w:b/>
+          <w:bCs/>
+        </w:rPr>
+        <w:t xml:space="preserve">No nested own-org copies.</w:t>
+      </w:r>
+      <w:r>
+        <w:t xml:space="preserve"> </w:t>
+      </w:r>
+      <w:r>
+        <w:t xml:space="preserve">Its dependencies are found by</w:t>
+      </w:r>
+      <w:r>
+        <w:t xml:space="preserve"> </w:t>
+      </w:r>
+      <w:hyperlink r:id="rId51">
+        <w:r>
+          <w:rPr>
+            <w:rStyle w:val="VerbatimChar"/>
+          </w:rPr>
+          <w:t xml:space="preserve">scripts/resolve_deps.sh</w:t>
+        </w:r>
+      </w:hyperlink>
+      <w:r>
+        <w:t xml:space="preserve">:</w:t>
+      </w:r>
+      <w:r>
+        <w:t xml:space="preserve"> </w:t>
+      </w:r>
+      <w:r>
+        <w:rPr>
+          <w:rStyle w:val="VerbatimChar"/>
+        </w:rPr>
+        <w:t xml:space="preserve">CT_&lt;NAME&gt;_DIR</w:t>
+      </w:r>
+      <w:r>
+        <w:t xml:space="preserve"> </w:t>
+      </w:r>
+      <w:r>
+        <w:t xml:space="preserve">override →</w:t>
+      </w:r>
+      <w:r>
+        <w:t xml:space="preserve"> </w:t>
+      </w:r>
+      <w:r>
+        <w:t xml:space="preserve">parent hub →</w:t>
+      </w:r>
+      <w:r>
+        <w:t xml:space="preserve"> </w:t>
+      </w:r>
+      <w:r>
+        <w:rPr>
+          <w:rStyle w:val="VerbatimChar"/>
+        </w:rPr>
+        <w:t xml:space="preserve">&lt;root&gt;/submodules/&lt;name&gt;</w:t>
+      </w:r>
+      <w:r>
+        <w:t xml:space="preserve"> </w:t>
+      </w:r>
+      <w:r>
+        <w:t xml:space="preserve">→ sibling (Constitution §11.4.28(C),</w:t>
+      </w:r>
+      <w:r>
+        <w:t xml:space="preserve"> </w:t>
+      </w:r>
+      <w:r>
+        <w:t xml:space="preserve">gate</w:t>
+      </w:r>
+      <w:r>
+        <w:t xml:space="preserve"> </w:t>
+      </w:r>
+      <w:r>
+        <w:rPr>
+          <w:rStyle w:val="VerbatimChar"/>
+        </w:rPr>
+        <w:t xml:space="preserve">CM-HUB-ENGINE-NO-OWNORG-NESTING</w:t>
+      </w:r>
+      <w:r>
+        <w:t xml:space="preserve">);</w:t>
+      </w:r>
+      <w:r>
+        <w:t xml:space="preserve"> </w:t>
+      </w:r>
+      <w:r>
+        <w:rPr>
+          <w:rStyle w:val="VerbatimChar"/>
+        </w:rPr>
+        <w:t xml:space="preserve">helix-deps.yaml</w:t>
+      </w:r>
+      <w:r>
+        <w:t xml:space="preserve"> </w:t>
+      </w:r>
+      <w:r>
+        <w:t xml:space="preserve">declares them</w:t>
+      </w:r>
+      <w:r>
+        <w:t xml:space="preserve"> </w:t>
+      </w:r>
+      <w:r>
+        <w:t xml:space="preserve">(§11.4.31). Offline checks:</w:t>
+      </w:r>
+      <w:r>
+        <w:t xml:space="preserve"> </w:t>
+      </w:r>
+      <w:r>
+        <w:rPr>
+          <w:rStyle w:val="VerbatimChar"/>
+        </w:rPr>
+        <w:t xml:space="preserve">scripts/tests/test_helix_deps_manifest.sh</w:t>
       </w:r>
       <w:r>
         <w:t xml:space="preserve">,</w:t>
@@ -3234,115 +4598,89 @@
         <w:rPr>
           <w:rStyle w:val="VerbatimChar"/>
         </w:rPr>
-        <w:t xml:space="preserve">oauthAccount</w:t>
-      </w:r>
-      <w:r>
-        <w:t xml:space="preserve">,</w:t>
-      </w:r>
-      <w:r>
-        <w:t xml:space="preserve"> </w:t>
-      </w:r>
-      <w:r>
-        <w:rPr>
-          <w:rStyle w:val="VerbatimChar"/>
-        </w:rPr>
-        <w:t xml:space="preserve">firstStartTime</w:t>
-      </w:r>
-      <w:r>
-        <w:t xml:space="preserve">,</w:t>
-      </w:r>
-      <w:r>
-        <w:t xml:space="preserve"> </w:t>
-      </w:r>
-      <w:r>
-        <w:rPr>
-          <w:rStyle w:val="VerbatimChar"/>
-        </w:rPr>
-        <w:t xml:space="preserve">claudeCodeFirstTokenDate</w:t>
-      </w:r>
-      <w:r>
-        <w:t xml:space="preserve">)</w:t>
-      </w:r>
-      <w:r>
-        <w:t xml:space="preserve"> </w:t>
-      </w:r>
-      <w:r>
-        <w:t xml:space="preserve">never cross accounts.</w:t>
-      </w:r>
-    </w:p>
-    <w:bookmarkEnd w:id="42"/>
-    <w:bookmarkStart w:id="43" w:name="test_tube-testing"/>
-    <w:p>
-      <w:pPr>
-        <w:pStyle w:val="Heading2"/>
-      </w:pPr>
-      <w:r>
-        <w:t xml:space="preserve">🧪 Testing</w:t>
+        <w:t xml:space="preserve">scripts/tests/test_gitmodules_no_ownorg.sh</w:t>
+      </w:r>
+      <w:r>
+        <w:t xml:space="preserve">.</w:t>
       </w:r>
     </w:p>
     <w:p>
       <w:pPr>
-        <w:pStyle w:val="SourceCode"/>
-      </w:pPr>
-      <w:r>
-        <w:rPr>
-          <w:rStyle w:val="FunctionTok"/>
-        </w:rPr>
-        <w:t xml:space="preserve">bash</w:t>
-      </w:r>
-      <w:r>
-        <w:rPr>
-          <w:rStyle w:val="NormalTok"/>
-        </w:rPr>
-        <w:t xml:space="preserve"> scripts/tests/run-all.sh                 </w:t>
-      </w:r>
-      <w:r>
-        <w:rPr>
-          <w:rStyle w:val="CommentTok"/>
-        </w:rPr>
-        <w:t xml:space="preserve"># all hermetic suites (sandboxed $HOME)</w:t>
-      </w:r>
-      <w:r>
-        <w:br/>
-      </w:r>
-      <w:r>
-        <w:rPr>
-          <w:rStyle w:val="FunctionTok"/>
-        </w:rPr>
-        <w:t xml:space="preserve">bash</w:t>
-      </w:r>
-      <w:r>
-        <w:rPr>
-          <w:rStyle w:val="NormalTok"/>
-        </w:rPr>
-        <w:t xml:space="preserve"> scripts/tests/run-all.sh lib unify session   </w:t>
-      </w:r>
-      <w:r>
-        <w:rPr>
-          <w:rStyle w:val="CommentTok"/>
-        </w:rPr>
-        <w:t xml:space="preserve"># subset by suffix</w:t>
-      </w:r>
-      <w:r>
-        <w:br/>
-      </w:r>
-      <w:r>
-        <w:rPr>
-          <w:rStyle w:val="FunctionTok"/>
-        </w:rPr>
-        <w:t xml:space="preserve">bash</w:t>
-      </w:r>
-      <w:r>
-        <w:rPr>
-          <w:rStyle w:val="NormalTok"/>
-        </w:rPr>
-        <w:t xml:space="preserve"> scripts/tests/run-proof.sh               </w:t>
-      </w:r>
-      <w:r>
-        <w:rPr>
-          <w:rStyle w:val="CommentTok"/>
-        </w:rPr>
-        <w:t xml:space="preserve"># hermetic + live verifiers + evidence bundle</w:t>
+        <w:pStyle w:val="Compact"/>
+        <w:numPr>
+          <w:ilvl w:val="0"/>
+          <w:numId w:val="1002"/>
+        </w:numPr>
+      </w:pPr>
+      <w:r>
+        <w:rPr>
+          <w:b/>
+          <w:bCs/>
+        </w:rPr>
+        <w:t xml:space="preserve">Model governance it participates in.</w:t>
+      </w:r>
+      <w:r>
+        <w:t xml:space="preserve"> </w:t>
+      </w:r>
+      <w:r>
+        <w:t xml:space="preserve">§11.4.277 (llmctl model validation</w:t>
+      </w:r>
+      <w:r>
+        <w:t xml:space="preserve"> </w:t>
+      </w:r>
+      <w:r>
+        <w:t xml:space="preserve">gate; STRICT mode,</w:t>
+      </w:r>
+      <w:r>
+        <w:t xml:space="preserve"> </w:t>
+      </w:r>
+      <w:r>
+        <w:rPr>
+          <w:rStyle w:val="VerbatimChar"/>
+        </w:rPr>
+        <w:t xml:space="preserve">llmctl require-validated</w:t>
+      </w:r>
+      <w:r>
+        <w:t xml:space="preserve">), §11.4.278 (HelixQA Vision UI</w:t>
+      </w:r>
+      <w:r>
+        <w:t xml:space="preserve"> </w:t>
+      </w:r>
+      <w:r>
+        <w:t xml:space="preserve">QA, which reads screens through a gate-validated Vision model) and §11.4.279</w:t>
+      </w:r>
+      <w:r>
+        <w:t xml:space="preserve"> </w:t>
+      </w:r>
+      <w:r>
+        <w:t xml:space="preserve">(the decision-models layer: typed, non-chat answers that never become</w:t>
+      </w:r>
+      <w:r>
+        <w:t xml:space="preserve"> </w:t>
+      </w:r>
+      <w:r>
+        <w:t xml:space="preserve">aliases — the Jev layer here). The toolkit forwards the gate's environment and</w:t>
+      </w:r>
+      <w:r>
+        <w:t xml:space="preserve"> </w:t>
+      </w:r>
+      <w:r>
+        <w:t xml:space="preserve">propagates its refusals; it does not re-implement the gate</w:t>
+      </w:r>
+      <w:r>
+        <w:t xml:space="preserve"> </w:t>
+      </w:r>
+      <w:r>
+        <w:t xml:space="preserve">(</w:t>
+      </w:r>
+      <w:r>
+        <w:rPr>
+          <w:rStyle w:val="VerbatimChar"/>
+        </w:rPr>
+        <w:t xml:space="preserve">scripts/tests/test_llmctl_vision_gate_wiring.sh</w:t>
+      </w:r>
+      <w:r>
+        <w:t xml:space="preserve">).</w:t>
       </w:r>
     </w:p>
     <w:p>
@@ -3350,58 +4688,45 @@
         <w:pStyle w:val="FirstParagraph"/>
       </w:pPr>
       <w:r>
-        <w:t xml:space="preserve">Tests use a sandboxed</w:t>
-      </w:r>
-      <w:r>
-        <w:t xml:space="preserve"> </w:t>
-      </w:r>
-      <w:r>
-        <w:rPr>
-          <w:rStyle w:val="VerbatimChar"/>
-        </w:rPr>
-        <w:t xml:space="preserve">$HOME</w:t>
-      </w:r>
-      <w:r>
-        <w:t xml:space="preserve"> </w:t>
-      </w:r>
-      <w:r>
-        <w:t xml:space="preserve">via</w:t>
-      </w:r>
-      <w:r>
-        <w:t xml:space="preserve"> </w:t>
-      </w:r>
-      <w:r>
-        <w:rPr>
-          <w:rStyle w:val="VerbatimChar"/>
-        </w:rPr>
-        <w:t xml:space="preserve">mktemp</w:t>
-      </w:r>
-      <w:r>
-        <w:t xml:space="preserve"> </w:t>
-      </w:r>
-      <w:r>
-        <w:t xml:space="preserve">— your real</w:t>
-      </w:r>
-      <w:r>
-        <w:t xml:space="preserve"> </w:t>
-      </w:r>
-      <w:r>
-        <w:rPr>
-          <w:rStyle w:val="VerbatimChar"/>
-        </w:rPr>
-        <w:t xml:space="preserve">~/.claude*</w:t>
-      </w:r>
-      <w:r>
-        <w:t xml:space="preserve"> </w:t>
-      </w:r>
-      <w:r>
-        <w:t xml:space="preserve">is never</w:t>
-      </w:r>
-      <w:r>
-        <w:t xml:space="preserve"> </w:t>
-      </w:r>
-      <w:r>
-        <w:t xml:space="preserve">touched. The suite is</w:t>
+        <w:t xml:space="preserve">Diagram:</w:t>
+      </w:r>
+      <w:r>
+        <w:t xml:space="preserve"> </w:t>
+      </w:r>
+      <w:hyperlink r:id="rId52">
+        <w:r>
+          <w:rPr>
+            <w:rStyle w:val="Hyperlink"/>
+          </w:rPr>
+          <w:t xml:space="preserve">hub-engine placement</w:t>
+        </w:r>
+      </w:hyperlink>
+      <w:r>
+        <w:t xml:space="preserve">.</w:t>
+      </w:r>
+    </w:p>
+    <w:bookmarkEnd w:id="53"/>
+    <w:bookmarkStart w:id="55" w:name="X1a9ec918941a56732dc3885b2a82f25e1eff049"/>
+    <w:p>
+      <w:pPr>
+        <w:pStyle w:val="Heading2"/>
+      </w:pPr>
+      <w:r>
+        <w:t xml:space="preserve">🧭 Decision models (Jev) and the decide gateway</w:t>
+      </w:r>
+    </w:p>
+    <w:p>
+      <w:pPr>
+        <w:pStyle w:val="FirstParagraph"/>
+      </w:pPr>
+      <w:r>
+        <w:t xml:space="preserve">Decision models answer typed questions (choice / noul / score) with</w:t>
+      </w:r>
+      <w:r>
+        <w:t xml:space="preserve"> </w:t>
+      </w:r>
+      <w:r>
+        <w:t xml:space="preserve">probabilities; they have no chat endpoint, so they are</w:t>
       </w:r>
       <w:r>
         <w:t xml:space="preserve"> </w:t>
@@ -3411,19 +4736,44 @@
           <w:b/>
           <w:bCs/>
         </w:rPr>
-        <w:t xml:space="preserve">58 files, all green</w:t>
-      </w:r>
-      <w:r>
-        <w:t xml:space="preserve">, and</w:t>
-      </w:r>
-      <w:r>
-        <w:t xml:space="preserve"> </w:t>
-      </w:r>
-      <w:r>
-        <w:rPr>
-          <w:rStyle w:val="VerbatimChar"/>
-        </w:rPr>
-        <w:t xml:space="preserve">shellcheck -S error</w:t>
+        <w:t xml:space="preserve">never aliases</w:t>
+      </w:r>
+      <w:r>
+        <w:t xml:space="preserve"> </w:t>
+      </w:r>
+      <w:r>
+        <w:t xml:space="preserve">(</w:t>
+      </w:r>
+      <w:r>
+        <w:rPr>
+          <w:rStyle w:val="VerbatimChar"/>
+        </w:rPr>
+        <w:t xml:space="preserve">classification: decision</w:t>
+      </w:r>
+      <w:r>
+        <w:t xml:space="preserve">,</w:t>
+      </w:r>
+      <w:r>
+        <w:t xml:space="preserve"> </w:t>
+      </w:r>
+      <w:r>
+        <w:rPr>
+          <w:rStyle w:val="VerbatimChar"/>
+        </w:rPr>
+        <w:t xml:space="preserve">alias: null</w:t>
+      </w:r>
+      <w:r>
+        <w:t xml:space="preserve">). The local llmctl</w:t>
+      </w:r>
+      <w:r>
+        <w:t xml:space="preserve"> </w:t>
+      </w:r>
+      <w:r>
+        <w:rPr>
+          <w:i/>
+          <w:iCs/>
+        </w:rPr>
+        <w:t xml:space="preserve">decide gateway</w:t>
       </w:r>
       <w:r>
         <w:t xml:space="preserve"> </w:t>
@@ -3435,7 +4785,11 @@
         <w:t xml:space="preserve"> </w:t>
       </w:r>
       <w:r>
-        <w:t xml:space="preserve">clean (62 warning-level and 203 style-level suggestions remain); live verifiers</w:t>
+        <w:rPr>
+          <w:b/>
+          <w:bCs/>
+        </w:rPr>
+        <w:t xml:space="preserve">HTTPS with a mandatory bearer key</w:t>
       </w:r>
       <w:r>
         <w:t xml:space="preserve"> </w:t>
@@ -3447,160 +4801,1413 @@
         <w:rPr>
           <w:rStyle w:val="VerbatimChar"/>
         </w:rPr>
-        <w:t xml:space="preserve">verify_*_live.sh</w:t>
-      </w:r>
-      <w:r>
-        <w:t xml:space="preserve">) prove behavior against the real OpenCode/provider state and</w:t>
-      </w:r>
-      <w:r>
-        <w:t xml:space="preserve"> </w:t>
-      </w:r>
-      <w:r>
-        <w:t xml:space="preserve">write inspectable evidence to</w:t>
-      </w:r>
-      <w:r>
-        <w:t xml:space="preserve"> </w:t>
-      </w:r>
-      <w:r>
-        <w:rPr>
-          <w:rStyle w:val="VerbatimChar"/>
-        </w:rPr>
-        <w:t xml:space="preserve">scripts/tests/proof/</w:t>
-      </w:r>
+        <w:t xml:space="preserve">Authorization: Bearer $LLMCTL_API_KEY</w:t>
+      </w:r>
+      <w:r>
+        <w:t xml:space="preserve">, local CA at</w:t>
+      </w:r>
+      <w:r>
+        <w:t xml:space="preserve"> </w:t>
+      </w:r>
+      <w:r>
+        <w:rPr>
+          <w:rStyle w:val="VerbatimChar"/>
+        </w:rPr>
+        <w:t xml:space="preserve">$LLMCTL_HOME/cert/ca/ca.crt</w:t>
+      </w:r>
+      <w:r>
+        <w:t xml:space="preserve">);</w:t>
+      </w:r>
+      <w:r>
+        <w:t xml:space="preserve"> </w:t>
+      </w:r>
+      <w:r>
+        <w:rPr>
+          <w:rStyle w:val="VerbatimChar"/>
+        </w:rPr>
+        <w:t xml:space="preserve">/healthz</w:t>
+      </w:r>
+      <w:r>
+        <w:t xml:space="preserve"> </w:t>
+      </w:r>
+      <w:r>
+        <w:t xml:space="preserve">and</w:t>
+      </w:r>
+      <w:r>
+        <w:t xml:space="preserve"> </w:t>
+      </w:r>
+      <w:r>
+        <w:rPr>
+          <w:rStyle w:val="VerbatimChar"/>
+        </w:rPr>
+        <w:t xml:space="preserve">/readyz</w:t>
+      </w:r>
+      <w:r>
+        <w:t xml:space="preserve"> </w:t>
+      </w:r>
+      <w:r>
+        <w:t xml:space="preserve">are the only unauthenticated routes. The detector, gate and MCP server speak that</w:t>
+      </w:r>
+      <w:r>
+        <w:t xml:space="preserve"> </w:t>
+      </w:r>
+      <w:r>
+        <w:t xml:space="preserve">(TLS with the llmctl CA, key from the env var named in the pin, never printed</w:t>
+      </w:r>
+      <w:r>
+        <w:t xml:space="preserve"> </w:t>
+      </w:r>
+      <w:r>
+        <w:t xml:space="preserve">and never on a command line; plain http is opt-in via</w:t>
+      </w:r>
+      <w:r>
+        <w:t xml:space="preserve"> </w:t>
+      </w:r>
+      <w:r>
+        <w:rPr>
+          <w:rStyle w:val="VerbatimChar"/>
+        </w:rPr>
+        <w:t xml:space="preserve">CMA_JEV_ALLOW_HTTP=1</w:t>
+      </w:r>
+      <w:r>
+        <w:t xml:space="preserve">,</w:t>
+      </w:r>
+      <w:r>
+        <w:t xml:space="preserve"> </w:t>
+      </w:r>
+      <w:r>
+        <w:t xml:space="preserve">loopback-only, unauthenticated, never for other hosts). Verified</w:t>
+      </w:r>
+      <w:r>
+        <w:t xml:space="preserve"> </w:t>
+      </w:r>
+      <w:r>
+        <w:t xml:space="preserve">against a hermetic TLS stand-in, not a real gateway. See the</w:t>
+      </w:r>
+      <w:r>
+        <w:t xml:space="preserve"> </w:t>
+      </w:r>
+      <w:hyperlink r:id="rId46">
+        <w:r>
+          <w:rPr>
+            <w:rStyle w:val="Hyperlink"/>
+          </w:rPr>
+          <w:t xml:space="preserve">Jev guide</w:t>
+        </w:r>
+      </w:hyperlink>
+      <w:r>
+        <w:t xml:space="preserve"> </w:t>
+      </w:r>
+      <w:r>
+        <w:t xml:space="preserve">and the</w:t>
+      </w:r>
+      <w:r>
+        <w:t xml:space="preserve"> </w:t>
+      </w:r>
+      <w:hyperlink r:id="rId54">
+        <w:r>
+          <w:rPr>
+            <w:rStyle w:val="Hyperlink"/>
+          </w:rPr>
+          <w:t xml:space="preserve">decide-gateway flow</w:t>
+        </w:r>
+      </w:hyperlink>
       <w:r>
         <w:t xml:space="preserve">.</w:t>
       </w:r>
     </w:p>
-    <w:bookmarkEnd w:id="43"/>
-    <w:bookmarkStart w:id="44" w:name="X32fca925ae2564525c24c9b6b71d1925fdcc991"/>
+    <w:bookmarkEnd w:id="55"/>
+    <w:bookmarkStart w:id="57" w:name="jigsaw-requirements"/>
     <w:p>
       <w:pPr>
         <w:pStyle w:val="Heading2"/>
       </w:pPr>
       <w:r>
-        <w:t xml:space="preserve">🚦 Releasing — the LIVE gate is mandatory</w:t>
+        <w:t xml:space="preserve">🧩 Requirements</w:t>
       </w:r>
     </w:p>
     <w:p>
       <w:pPr>
-        <w:pStyle w:val="SourceCode"/>
-      </w:pPr>
-      <w:r>
-        <w:rPr>
-          <w:rStyle w:val="ExtensionTok"/>
-        </w:rPr>
-        <w:t xml:space="preserve">claude-release-gate</w:t>
-      </w:r>
-      <w:r>
-        <w:rPr>
-          <w:rStyle w:val="NormalTok"/>
-        </w:rPr>
-        <w:t xml:space="preserve">                       </w:t>
-      </w:r>
-      <w:r>
-        <w:rPr>
-          <w:rStyle w:val="CommentTok"/>
-        </w:rPr>
-        <w:t xml:space="preserve"># sandbox suite + LIVE alias smoke</w:t>
-      </w:r>
-      <w:r>
-        <w:br/>
-      </w:r>
-      <w:r>
-        <w:rPr>
-          <w:rStyle w:val="ExtensionTok"/>
-        </w:rPr>
-        <w:t xml:space="preserve">claude-release-gate</w:t>
-      </w:r>
-      <w:r>
-        <w:rPr>
-          <w:rStyle w:val="NormalTok"/>
-        </w:rPr>
-        <w:t xml:space="preserve"> </w:t>
-      </w:r>
-      <w:r>
-        <w:rPr>
-          <w:rStyle w:val="AttributeTok"/>
-        </w:rPr>
-        <w:t xml:space="preserve">--verify-providers</w:t>
-      </w:r>
-      <w:r>
-        <w:rPr>
-          <w:rStyle w:val="NormalTok"/>
-        </w:rPr>
-        <w:t xml:space="preserve">    </w:t>
-      </w:r>
-      <w:r>
-        <w:rPr>
-          <w:rStyle w:val="CommentTok"/>
-        </w:rPr>
-        <w:t xml:space="preserve"># + full LLMsVerifier model scan</w:t>
-      </w:r>
-      <w:r>
-        <w:br/>
-      </w:r>
-      <w:r>
-        <w:rPr>
-          <w:rStyle w:val="ExtensionTok"/>
-        </w:rPr>
-        <w:t xml:space="preserve">claude-release-gate</w:t>
-      </w:r>
-      <w:r>
-        <w:rPr>
-          <w:rStyle w:val="NormalTok"/>
-        </w:rPr>
-        <w:t xml:space="preserve"> </w:t>
-      </w:r>
-      <w:r>
-        <w:rPr>
-          <w:rStyle w:val="AttributeTok"/>
-        </w:rPr>
-        <w:t xml:space="preserve">--provider</w:t>
-      </w:r>
-      <w:r>
-        <w:rPr>
-          <w:rStyle w:val="NormalTok"/>
-        </w:rPr>
-        <w:t xml:space="preserve"> poe        </w:t>
-      </w:r>
-      <w:r>
-        <w:rPr>
-          <w:rStyle w:val="CommentTok"/>
-        </w:rPr>
-        <w:t xml:space="preserve"># smoke through a different provider</w:t>
+        <w:pStyle w:val="FirstParagraph"/>
+      </w:pPr>
+      <w:r>
+        <w:rPr>
+          <w:rStyle w:val="VerbatimChar"/>
+        </w:rPr>
+        <w:t xml:space="preserve">bash</w:t>
+      </w:r>
+      <w:r>
+        <w:t xml:space="preserve">,</w:t>
+      </w:r>
+      <w:r>
+        <w:t xml:space="preserve"> </w:t>
+      </w:r>
+      <w:r>
+        <w:rPr>
+          <w:rStyle w:val="VerbatimChar"/>
+        </w:rPr>
+        <w:t xml:space="preserve">rsync</w:t>
+      </w:r>
+      <w:r>
+        <w:t xml:space="preserve">,</w:t>
+      </w:r>
+      <w:r>
+        <w:t xml:space="preserve"> </w:t>
+      </w:r>
+      <w:r>
+        <w:rPr>
+          <w:rStyle w:val="VerbatimChar"/>
+        </w:rPr>
+        <w:t xml:space="preserve">jq</w:t>
+      </w:r>
+      <w:r>
+        <w:t xml:space="preserve">,</w:t>
+      </w:r>
+      <w:r>
+        <w:t xml:space="preserve"> </w:t>
+      </w:r>
+      <w:r>
+        <w:rPr>
+          <w:rStyle w:val="VerbatimChar"/>
+        </w:rPr>
+        <w:t xml:space="preserve">awk</w:t>
+      </w:r>
+      <w:r>
+        <w:t xml:space="preserve">. Optional:</w:t>
+      </w:r>
+      <w:r>
+        <w:t xml:space="preserve"> </w:t>
+      </w:r>
+      <w:r>
+        <w:rPr>
+          <w:rStyle w:val="VerbatimChar"/>
+        </w:rPr>
+        <w:t xml:space="preserve">node</w:t>
+      </w:r>
+      <w:r>
+        <w:t xml:space="preserve">+</w:t>
+      </w:r>
+      <w:r>
+        <w:rPr>
+          <w:rStyle w:val="VerbatimChar"/>
+        </w:rPr>
+        <w:t xml:space="preserve">npm</w:t>
+      </w:r>
+      <w:r>
+        <w:t xml:space="preserve"> </w:t>
+      </w:r>
+      <w:r>
+        <w:t xml:space="preserve">(TOON utility),</w:t>
+      </w:r>
+      <w:r>
+        <w:t xml:space="preserve"> </w:t>
+      </w:r>
+      <w:r>
+        <w:rPr>
+          <w:rStyle w:val="VerbatimChar"/>
+        </w:rPr>
+        <w:t xml:space="preserve">pandoc</w:t>
+      </w:r>
+      <w:r>
+        <w:t xml:space="preserve"> </w:t>
+      </w:r>
+      <w:r>
+        <w:t xml:space="preserve">(+</w:t>
+      </w:r>
+      <w:r>
+        <w:t xml:space="preserve"> </w:t>
+      </w:r>
+      <w:r>
+        <w:rPr>
+          <w:rStyle w:val="VerbatimChar"/>
+        </w:rPr>
+        <w:t xml:space="preserve">weasyprint</w:t>
+      </w:r>
+      <w:r>
+        <w:t xml:space="preserve">/</w:t>
+      </w:r>
+      <w:r>
+        <w:rPr>
+          <w:rStyle w:val="VerbatimChar"/>
+        </w:rPr>
+        <w:t xml:space="preserve">wkhtmltopdf</w:t>
+      </w:r>
+      <w:r>
+        <w:t xml:space="preserve">/headless</w:t>
+      </w:r>
+      <w:r>
+        <w:t xml:space="preserve"> </w:t>
+      </w:r>
+      <w:r>
+        <w:rPr>
+          <w:rStyle w:val="VerbatimChar"/>
+        </w:rPr>
+        <w:t xml:space="preserve">chromium</w:t>
+      </w:r>
+      <w:r>
+        <w:t xml:space="preserve">) for doc regeneration.</w:t>
       </w:r>
     </w:p>
     <w:p>
       <w:pPr>
+        <w:pStyle w:val="SourceCode"/>
+      </w:pPr>
+      <w:r>
+        <w:rPr>
+          <w:rStyle w:val="CommentTok"/>
+        </w:rPr>
+        <w:t xml:space="preserve"># macOS (Homebrew)</w:t>
+      </w:r>
+      <w:r>
+        <w:br/>
+      </w:r>
+      <w:r>
+        <w:rPr>
+          <w:rStyle w:val="ExtensionTok"/>
+        </w:rPr>
+        <w:t xml:space="preserve">brew</w:t>
+      </w:r>
+      <w:r>
+        <w:rPr>
+          <w:rStyle w:val="NormalTok"/>
+        </w:rPr>
+        <w:t xml:space="preserve"> install bash jq rsync gawk pandoc weasyprint</w:t>
+      </w:r>
+    </w:p>
+    <w:p>
+      <w:pPr>
         <w:pStyle w:val="FirstParagraph"/>
+      </w:pPr>
+      <w:r>
+        <w:t xml:space="preserve">macOS ships bash 3.2; the scripts auto-re-exec under Homebrew bash when needed,</w:t>
+      </w:r>
+      <w:r>
+        <w:t xml:space="preserve"> </w:t>
+      </w:r>
+      <w:r>
+        <w:t xml:space="preserve">and only touch</w:t>
+      </w:r>
+      <w:r>
+        <w:t xml:space="preserve"> </w:t>
+      </w:r>
+      <w:r>
+        <w:rPr>
+          <w:rStyle w:val="VerbatimChar"/>
+        </w:rPr>
+        <w:t xml:space="preserve">~/.zshrc</w:t>
+      </w:r>
+      <w:r>
+        <w:t xml:space="preserve"> </w:t>
+      </w:r>
+      <w:r>
+        <w:t xml:space="preserve">on Darwin.</w:t>
+      </w:r>
+    </w:p>
+    <w:p>
+      <w:pPr>
+        <w:pStyle w:val="BodyText"/>
       </w:pPr>
       <w:r>
         <w:rPr>
           <w:b/>
           <w:bCs/>
         </w:rPr>
-        <w:t xml:space="preserve">No release commit without a green</w:t>
-      </w:r>
+        <w:t xml:space="preserve">Own-org dependencies are flat, not nested.</w:t>
+      </w:r>
+      <w:r>
+        <w:t xml:space="preserve"> </w:t>
+      </w:r>
+      <w:r>
+        <w:t xml:space="preserve">This repo tracks no</w:t>
+      </w:r>
+      <w:r>
+        <w:t xml:space="preserve"> </w:t>
+      </w:r>
+      <w:r>
+        <w:rPr>
+          <w:rStyle w:val="VerbatimChar"/>
+        </w:rPr>
+        <w:t xml:space="preserve">vasic-digital/*</w:t>
+      </w:r>
+      <w:r>
+        <w:t xml:space="preserve"> </w:t>
+      </w:r>
+      <w:r>
+        <w:t xml:space="preserve">or</w:t>
+      </w:r>
+      <w:r>
+        <w:t xml:space="preserve"> </w:t>
+      </w:r>
+      <w:r>
+        <w:rPr>
+          <w:rStyle w:val="VerbatimChar"/>
+        </w:rPr>
+        <w:t xml:space="preserve">HelixDevelopment/*</w:t>
+      </w:r>
+      <w:r>
+        <w:t xml:space="preserve"> </w:t>
+      </w:r>
+      <w:r>
+        <w:t xml:space="preserve">submodule (the only submodules are the</w:t>
+      </w:r>
+      <w:r>
+        <w:t xml:space="preserve"> </w:t>
+      </w:r>
+      <w:r>
+        <w:t xml:space="preserve">third-party</w:t>
+      </w:r>
+      <w:r>
+        <w:t xml:space="preserve"> </w:t>
+      </w:r>
+      <w:r>
+        <w:rPr>
+          <w:rStyle w:val="VerbatimChar"/>
+        </w:rPr>
+        <w:t xml:space="preserve">submodules/go</w:t>
+      </w:r>
+      <w:r>
+        <w:t xml:space="preserve"> </w:t>
+      </w:r>
+      <w:r>
+        <w:t xml:space="preserve">and</w:t>
+      </w:r>
+      <w:r>
+        <w:t xml:space="preserve"> </w:t>
+      </w:r>
+      <w:r>
+        <w:rPr>
+          <w:rStyle w:val="VerbatimChar"/>
+        </w:rPr>
+        <w:t xml:space="preserve">submodules/ccusage</w:t>
+      </w:r>
+      <w:r>
+        <w:t xml:space="preserve">). The Go router (</w:t>
+      </w:r>
+      <w:r>
+        <w:rPr>
+          <w:rStyle w:val="VerbatimChar"/>
+        </w:rPr>
+        <w:t xml:space="preserve">claude-code-router</w:t>
+      </w:r>
+      <w:r>
+        <w:t xml:space="preserve">), the optional</w:t>
+      </w:r>
+      <w:r>
+        <w:t xml:space="preserve"> </w:t>
+      </w:r>
+      <w:r>
+        <w:rPr>
+          <w:rStyle w:val="VerbatimChar"/>
+        </w:rPr>
+        <w:t xml:space="preserve">LLMsVerifier</w:t>
+      </w:r>
+      <w:r>
+        <w:t xml:space="preserve">, and</w:t>
+      </w:r>
+      <w:r>
+        <w:t xml:space="preserve"> </w:t>
+      </w:r>
+      <w:r>
+        <w:rPr>
+          <w:rStyle w:val="VerbatimChar"/>
+        </w:rPr>
+        <w:t xml:space="preserve">constitution</w:t>
+      </w:r>
+      <w:r>
+        <w:t xml:space="preserve">/</w:t>
+      </w:r>
+      <w:r>
+        <w:rPr>
+          <w:rStyle w:val="VerbatimChar"/>
+        </w:rPr>
+        <w:t xml:space="preserve">containers</w:t>
+      </w:r>
+      <w:r>
+        <w:t xml:space="preserve">/</w:t>
+      </w:r>
+      <w:r>
+        <w:rPr>
+          <w:rStyle w:val="VerbatimChar"/>
+        </w:rPr>
+        <w:t xml:space="preserve">challenges</w:t>
+      </w:r>
+      <w:r>
+        <w:t xml:space="preserve">/</w:t>
+      </w:r>
+      <w:r>
+        <w:rPr>
+          <w:rStyle w:val="VerbatimChar"/>
+        </w:rPr>
+        <w:t xml:space="preserve">superspec</w:t>
+      </w:r>
+      <w:r>
+        <w:t xml:space="preserve"> </w:t>
+      </w:r>
+      <w:r>
+        <w:t xml:space="preserve">are found</w:t>
+      </w:r>
+      <w:r>
+        <w:t xml:space="preserve"> </w:t>
+      </w:r>
+      <w:r>
+        <w:t xml:space="preserve">by</w:t>
+      </w:r>
+      <w:r>
+        <w:t xml:space="preserve"> </w:t>
+      </w:r>
+      <w:r>
+        <w:rPr>
+          <w:rStyle w:val="VerbatimChar"/>
+        </w:rPr>
+        <w:t xml:space="preserve">scripts/resolve_deps.sh &lt;name&gt;</w:t>
+      </w:r>
+      <w:r>
+        <w:t xml:space="preserve">:</w:t>
+      </w:r>
+      <w:r>
+        <w:t xml:space="preserve"> </w:t>
+      </w:r>
+      <w:r>
+        <w:rPr>
+          <w:rStyle w:val="VerbatimChar"/>
+        </w:rPr>
+        <w:t xml:space="preserve">CT_&lt;NAME&gt;_DIR</w:t>
+      </w:r>
+      <w:r>
+        <w:t xml:space="preserve"> </w:t>
+      </w:r>
+      <w:r>
+        <w:t xml:space="preserve">override → parent hub</w:t>
+      </w:r>
+      <w:r>
+        <w:t xml:space="preserve"> </w:t>
+      </w:r>
+      <w:r>
+        <w:t xml:space="preserve">(</w:t>
+      </w:r>
+      <w:r>
+        <w:rPr>
+          <w:rStyle w:val="VerbatimChar"/>
+        </w:rPr>
+        <w:t xml:space="preserve">&lt;hub&gt;/submodules/&lt;name&gt;</w:t>
+      </w:r>
+      <w:r>
+        <w:t xml:space="preserve">) →</w:t>
+      </w:r>
+      <w:r>
+        <w:t xml:space="preserve"> </w:t>
+      </w:r>
+      <w:r>
+        <w:rPr>
+          <w:rStyle w:val="VerbatimChar"/>
+        </w:rPr>
+        <w:t xml:space="preserve">&lt;root&gt;/submodules/&lt;name&gt;</w:t>
+      </w:r>
+      <w:r>
+        <w:t xml:space="preserve"> </w:t>
+      </w:r>
+      <w:r>
+        <w:t xml:space="preserve">→ sibling</w:t>
+      </w:r>
+      <w:r>
+        <w:t xml:space="preserve"> </w:t>
+      </w:r>
+      <w:r>
+        <w:rPr>
+          <w:rStyle w:val="VerbatimChar"/>
+        </w:rPr>
+        <w:t xml:space="preserve">../&lt;name&gt;</w:t>
+      </w:r>
+      <w:r>
+        <w:t xml:space="preserve">,</w:t>
+      </w:r>
+      <w:r>
+        <w:t xml:space="preserve"> </w:t>
+      </w:r>
+      <w:r>
+        <w:t xml:space="preserve">with a loud error and the clone command when nothing resolves. A standalone</w:t>
+      </w:r>
+      <w:r>
+        <w:t xml:space="preserve"> </w:t>
+      </w:r>
+      <w:r>
+        <w:rPr>
+          <w:rStyle w:val="VerbatimChar"/>
+        </w:rPr>
+        <w:t xml:space="preserve">curl-install.sh</w:t>
+      </w:r>
+      <w:r>
+        <w:t xml:space="preserve"> </w:t>
+      </w:r>
+      <w:r>
+        <w:t xml:space="preserve">run (no parent hub) clones the router over https into</w:t>
+      </w:r>
+      <w:r>
+        <w:t xml:space="preserve"> </w:t>
+      </w:r>
+      <w:r>
+        <w:rPr>
+          <w:rStyle w:val="VerbatimChar"/>
+        </w:rPr>
+        <w:t xml:space="preserve">$(dirname INSTALL_DIR)/claude_code_router</w:t>
+      </w:r>
+      <w:r>
+        <w:t xml:space="preserve"> </w:t>
+      </w:r>
+      <w:r>
+        <w:t xml:space="preserve">for you.</w:t>
+      </w:r>
+      <w:r>
+        <w:t xml:space="preserve"> </w:t>
+      </w:r>
+      <w:r>
+        <w:t xml:space="preserve">The own-org dependency manifest is</w:t>
+      </w:r>
+      <w:r>
+        <w:t xml:space="preserve"> </w:t>
+      </w:r>
+      <w:hyperlink r:id="rId56">
+        <w:r>
+          <w:rPr>
+            <w:rStyle w:val="VerbatimChar"/>
+          </w:rPr>
+          <w:t xml:space="preserve">helix-deps.yaml</w:t>
+        </w:r>
+      </w:hyperlink>
+      <w:r>
+        <w:t xml:space="preserve"> </w:t>
+      </w:r>
+      <w:r>
+        <w:t xml:space="preserve">(§11.4.31; validated by</w:t>
+      </w:r>
+      <w:r>
+        <w:t xml:space="preserve"> </w:t>
+      </w:r>
+      <w:r>
+        <w:rPr>
+          <w:rStyle w:val="VerbatimChar"/>
+        </w:rPr>
+        <w:t xml:space="preserve">scripts/tests/test_helix_deps_manifest.sh</w:t>
+      </w:r>
+      <w:r>
+        <w:t xml:space="preserve">).</w:t>
+      </w:r>
+    </w:p>
+    <w:bookmarkEnd w:id="57"/>
+    <w:bookmarkStart w:id="58" w:name="Xd6f4d7e353627a437aed4856d00ea9f89aa8b97"/>
+    <w:p>
+      <w:pPr>
+        <w:pStyle w:val="Heading2"/>
+      </w:pPr>
+      <w:r>
+        <w:t xml:space="preserve">🗂️ Layout after unification</w:t>
+      </w:r>
+    </w:p>
+    <w:p>
+      <w:pPr>
+        <w:pStyle w:val="SourceCode"/>
+      </w:pPr>
+      <w:r>
+        <w:rPr>
+          <w:rStyle w:val="VerbatimChar"/>
+        </w:rPr>
+        <w:t xml:space="preserve">~/.claude-shared/                   # single source of truth</w:t>
+      </w:r>
+      <w:r>
+        <w:br/>
+      </w:r>
+      <w:r>
+        <w:rPr>
+          <w:rStyle w:val="VerbatimChar"/>
+        </w:rPr>
+        <w:t xml:space="preserve">  projects/ todos/ tasks/ plans/ plugins/ sessions/ …</w:t>
+      </w:r>
+      <w:r>
+        <w:br/>
+      </w:r>
+      <w:r>
+        <w:rPr>
+          <w:rStyle w:val="VerbatimChar"/>
+        </w:rPr>
+        <w:t xml:space="preserve">  CLAUDE.md  history.jsonl  settings.json  stats-cache.json</w:t>
+      </w:r>
+      <w:r>
+        <w:br/>
+      </w:r>
+      <w:r>
+        <w:br/>
+      </w:r>
+      <w:r>
+        <w:rPr>
+          <w:rStyle w:val="VerbatimChar"/>
+        </w:rPr>
+        <w:t xml:space="preserve">~/.claude-&lt;account&gt;/                # per-account — mostly symlinks</w:t>
+      </w:r>
+      <w:r>
+        <w:br/>
+      </w:r>
+      <w:r>
+        <w:rPr>
+          <w:rStyle w:val="VerbatimChar"/>
+        </w:rPr>
+        <w:t xml:space="preserve">  .credentials.json                 # PRIVATE — account-locked</w:t>
+      </w:r>
+      <w:r>
+        <w:br/>
+      </w:r>
+      <w:r>
+        <w:rPr>
+          <w:rStyle w:val="VerbatimChar"/>
+        </w:rPr>
+        <w:t xml:space="preserve">  .claude.json                      # per-account state (non-auth contents sync)</w:t>
+      </w:r>
+      <w:r>
+        <w:br/>
+      </w:r>
+      <w:r>
+        <w:rPr>
+          <w:rStyle w:val="VerbatimChar"/>
+        </w:rPr>
+        <w:t xml:space="preserve">  mcp-needs-auth-cache.json         # PRIVATE</w:t>
+      </w:r>
+      <w:r>
+        <w:br/>
+      </w:r>
+      <w:r>
+        <w:rPr>
+          <w:rStyle w:val="VerbatimChar"/>
+        </w:rPr>
+        <w:t xml:space="preserve">  projects -&gt; ~/.claude-shared/projects   # every shared item is a symlink</w:t>
+      </w:r>
+      <w:r>
+        <w:br/>
+      </w:r>
+      <w:r>
+        <w:br/>
+      </w:r>
+      <w:r>
+        <w:rPr>
+          <w:rStyle w:val="VerbatimChar"/>
+        </w:rPr>
+        <w:t xml:space="preserve">~/.claude-shared/kimi/              # Kimi shared store (mirrors the above)</w:t>
+      </w:r>
+      <w:r>
+        <w:br/>
+      </w:r>
+      <w:r>
+        <w:rPr>
+          <w:rStyle w:val="VerbatimChar"/>
+        </w:rPr>
+        <w:t xml:space="preserve">  AGENTS.md  plugins/  skills/  sessions/  session_index.jsonl</w:t>
+      </w:r>
+      <w:r>
+        <w:br/>
+      </w:r>
+      <w:r>
+        <w:br/>
+      </w:r>
+      <w:r>
+        <w:rPr>
+          <w:rStyle w:val="VerbatimChar"/>
+        </w:rPr>
+        <w:t xml:space="preserve">~/.kimi-code-&lt;account&gt;/             # per Kimi account — mostly symlinks</w:t>
+      </w:r>
+      <w:r>
+        <w:br/>
+      </w:r>
+      <w:r>
+        <w:rPr>
+          <w:rStyle w:val="VerbatimChar"/>
+        </w:rPr>
+        <w:t xml:space="preserve">  config.toml  credentials/  oauth/  device_id    # PRIVATE — per-account</w:t>
+      </w:r>
+      <w:r>
+        <w:br/>
+      </w:r>
+      <w:r>
+        <w:rPr>
+          <w:rStyle w:val="VerbatimChar"/>
+        </w:rPr>
+        <w:t xml:space="preserve">  sessions -&gt; ~/.claude-shared/kimi/sessions      # shared items are symlinks</w:t>
+      </w:r>
+      <w:r>
+        <w:br/>
+      </w:r>
+      <w:r>
+        <w:br/>
+      </w:r>
+      <w:r>
+        <w:rPr>
+          <w:rStyle w:val="VerbatimChar"/>
+        </w:rPr>
+        <w:t xml:space="preserve">~/.local/share/claude-multi-account/aliases.sh   # managed alias file</w:t>
+      </w:r>
+    </w:p>
+    <w:bookmarkEnd w:id="58"/>
+    <w:bookmarkStart w:id="59" w:name="X1f038c74a3052c117c36e42274c4a6ec3128216"/>
+    <w:p>
+      <w:pPr>
+        <w:pStyle w:val="Heading2"/>
+      </w:pPr>
+      <w:r>
+        <w:t xml:space="preserve">🔄 How cross-account sync works</w:t>
+      </w:r>
+    </w:p>
+    <w:p>
+      <w:pPr>
+        <w:pStyle w:val="FirstParagraph"/>
+      </w:pPr>
+      <w:r>
+        <w:t xml:space="preserve">Claude Code keeps a</w:t>
+      </w:r>
+      <w:r>
+        <w:t xml:space="preserve"> </w:t>
+      </w:r>
+      <w:r>
+        <w:rPr>
+          <w:rStyle w:val="VerbatimChar"/>
+        </w:rPr>
+        <w:t xml:space="preserve">projects.&lt;path&gt;</w:t>
+      </w:r>
+      <w:r>
+        <w:t xml:space="preserve"> </w:t>
+      </w:r>
+      <w:r>
+        <w:t xml:space="preserve">map inside each account's</w:t>
+      </w:r>
+      <w:r>
+        <w:t xml:space="preserve"> </w:t>
+      </w:r>
+      <w:r>
+        <w:rPr>
+          <w:rStyle w:val="VerbatimChar"/>
+        </w:rPr>
+        <w:t xml:space="preserve">.claude.json</w:t>
+      </w:r>
+      <w:r>
+        <w:t xml:space="preserve"> </w:t>
+      </w:r>
+      <w:r>
+        <w:t xml:space="preserve">(</w:t>
+      </w:r>
+      <w:r>
+        <w:rPr>
+          <w:rStyle w:val="VerbatimChar"/>
+        </w:rPr>
+        <w:t xml:space="preserve">lastSessionId</w:t>
+      </w:r>
+      <w:r>
+        <w:t xml:space="preserve">, MCP status, project memory pointers). Without intervention,</w:t>
+      </w:r>
+      <w:r>
+        <w:t xml:space="preserve"> </w:t>
+      </w:r>
+      <w:r>
+        <w:t xml:space="preserve">account A's projects are invisible to account B even though the JSONL transcripts</w:t>
+      </w:r>
+      <w:r>
+        <w:t xml:space="preserve"> </w:t>
+      </w:r>
+      <w:r>
+        <w:t xml:space="preserve">live in the shared</w:t>
+      </w:r>
+      <w:r>
+        <w:t xml:space="preserve"> </w:t>
+      </w:r>
+      <w:r>
+        <w:rPr>
+          <w:rStyle w:val="VerbatimChar"/>
+        </w:rPr>
+        <w:t xml:space="preserve">projects/</w:t>
+      </w:r>
+      <w:r>
+        <w:t xml:space="preserve">. The toolkit fixes this in two layers:</w:t>
+      </w:r>
+    </w:p>
+    <w:p>
+      <w:pPr>
+        <w:pStyle w:val="Compact"/>
+        <w:numPr>
+          <w:ilvl w:val="0"/>
+          <w:numId w:val="1003"/>
+        </w:numPr>
+      </w:pPr>
       <w:r>
         <w:rPr>
           <w:b/>
           <w:bCs/>
         </w:rPr>
-        <w:t xml:space="preserve"> </w:t>
-      </w:r>
-      <w:r>
-        <w:rPr>
-          <w:rStyle w:val="VerbatimChar"/>
+        <w:t xml:space="preserve">At unify time</w:t>
+      </w:r>
+      <w:r>
+        <w:t xml:space="preserve"> </w:t>
+      </w:r>
+      <w:r>
+        <w:t xml:space="preserve">—</w:t>
+      </w:r>
+      <w:r>
+        <w:t xml:space="preserve"> </w:t>
+      </w:r>
+      <w:r>
+        <w:rPr>
+          <w:rStyle w:val="VerbatimChar"/>
+        </w:rPr>
+        <w:t xml:space="preserve">claude-unify</w:t>
+      </w:r>
+      <w:r>
+        <w:t xml:space="preserve"> </w:t>
+      </w:r>
+      <w:r>
+        <w:t xml:space="preserve">deep-merges every account's</w:t>
+      </w:r>
+      <w:r>
+        <w:t xml:space="preserve"> </w:t>
+      </w:r>
+      <w:r>
+        <w:rPr>
+          <w:rStyle w:val="VerbatimChar"/>
+        </w:rPr>
+        <w:t xml:space="preserve">.claude.json</w:t>
+      </w:r>
+      <w:r>
+        <w:t xml:space="preserve"> </w:t>
+      </w:r>
+      <w:r>
+        <w:t xml:space="preserve">(rightmost-wins on scalars, recursive union of the</w:t>
+      </w:r>
+      <w:r>
+        <w:t xml:space="preserve"> </w:t>
+      </w:r>
+      <w:r>
+        <w:rPr>
+          <w:rStyle w:val="VerbatimChar"/>
+        </w:rPr>
+        <w:t xml:space="preserve">projects</w:t>
+      </w:r>
+      <w:r>
+        <w:t xml:space="preserve"> </w:t>
+      </w:r>
+      <w:r>
+        <w:t xml:space="preserve">subtree),</w:t>
+      </w:r>
+      <w:r>
+        <w:t xml:space="preserve"> </w:t>
+      </w:r>
+      <w:r>
+        <w:t xml:space="preserve">writing each account's auth-private keys back untouched.</w:t>
+      </w:r>
+    </w:p>
+    <w:p>
+      <w:pPr>
+        <w:pStyle w:val="Compact"/>
+        <w:numPr>
+          <w:ilvl w:val="0"/>
+          <w:numId w:val="1003"/>
+        </w:numPr>
+      </w:pPr>
+      <w:r>
+        <w:rPr>
           <w:b/>
           <w:bCs/>
         </w:rPr>
-        <w:t xml:space="preserve">claude-release-gate</w:t>
+        <w:t xml:space="preserve">At runtime</w:t>
+      </w:r>
+      <w:r>
+        <w:t xml:space="preserve"> </w:t>
+      </w:r>
+      <w:r>
+        <w:t xml:space="preserve">— the</w:t>
+      </w:r>
+      <w:r>
+        <w:t xml:space="preserve"> </w:t>
+      </w:r>
+      <w:r>
+        <w:rPr>
+          <w:rStyle w:val="VerbatimChar"/>
+        </w:rPr>
+        <w:t xml:space="preserve">cma_run</w:t>
+      </w:r>
+      <w:r>
+        <w:t xml:space="preserve"> </w:t>
+      </w:r>
+      <w:r>
+        <w:t xml:space="preserve">wrapper calls</w:t>
+      </w:r>
+      <w:r>
+        <w:t xml:space="preserve"> </w:t>
+      </w:r>
+      <w:r>
+        <w:rPr>
+          <w:rStyle w:val="VerbatimChar"/>
+        </w:rPr>
+        <w:t xml:space="preserve">claude-sync-state pull</w:t>
+      </w:r>
+      <w:r>
+        <w:t xml:space="preserve"> </w:t>
+      </w:r>
+      <w:r>
+        <w:t xml:space="preserve">before</w:t>
+      </w:r>
+      <w:r>
+        <w:t xml:space="preserve"> </w:t>
+      </w:r>
+      <w:r>
+        <w:t xml:space="preserve">each launch and</w:t>
+      </w:r>
+      <w:r>
+        <w:t xml:space="preserve"> </w:t>
+      </w:r>
+      <w:r>
+        <w:rPr>
+          <w:rStyle w:val="VerbatimChar"/>
+        </w:rPr>
+        <w:t xml:space="preserve">push</w:t>
+      </w:r>
+      <w:r>
+        <w:t xml:space="preserve"> </w:t>
+      </w:r>
+      <w:r>
+        <w:t xml:space="preserve">after exit (a fast</w:t>
+      </w:r>
+      <w:r>
+        <w:t xml:space="preserve"> </w:t>
+      </w:r>
+      <w:r>
+        <w:rPr>
+          <w:rStyle w:val="VerbatimChar"/>
+        </w:rPr>
+        <w:t xml:space="preserve">jq</w:t>
+      </w:r>
+      <w:r>
+        <w:t xml:space="preserve"> </w:t>
+      </w:r>
+      <w:r>
+        <w:t xml:space="preserve">merge), so sessions created in</w:t>
+      </w:r>
+      <w:r>
+        <w:t xml:space="preserve"> </w:t>
+      </w:r>
+      <w:r>
+        <w:t xml:space="preserve">one account appear in the others on the next launch.</w:t>
+      </w:r>
+    </w:p>
+    <w:p>
+      <w:pPr>
+        <w:pStyle w:val="FirstParagraph"/>
+      </w:pPr>
+      <w:r>
+        <w:t xml:space="preserve">Auth keys (</w:t>
+      </w:r>
+      <w:r>
+        <w:rPr>
+          <w:rStyle w:val="VerbatimChar"/>
+        </w:rPr>
+        <w:t xml:space="preserve">userID</w:t>
+      </w:r>
+      <w:r>
+        <w:t xml:space="preserve">,</w:t>
+      </w:r>
+      <w:r>
+        <w:t xml:space="preserve"> </w:t>
+      </w:r>
+      <w:r>
+        <w:rPr>
+          <w:rStyle w:val="VerbatimChar"/>
+        </w:rPr>
+        <w:t xml:space="preserve">oauthAccount</w:t>
+      </w:r>
+      <w:r>
+        <w:t xml:space="preserve">,</w:t>
+      </w:r>
+      <w:r>
+        <w:t xml:space="preserve"> </w:t>
+      </w:r>
+      <w:r>
+        <w:rPr>
+          <w:rStyle w:val="VerbatimChar"/>
+        </w:rPr>
+        <w:t xml:space="preserve">firstStartTime</w:t>
+      </w:r>
+      <w:r>
+        <w:t xml:space="preserve">,</w:t>
+      </w:r>
+      <w:r>
+        <w:t xml:space="preserve"> </w:t>
+      </w:r>
+      <w:r>
+        <w:rPr>
+          <w:rStyle w:val="VerbatimChar"/>
+        </w:rPr>
+        <w:t xml:space="preserve">claudeCodeFirstTokenDate</w:t>
+      </w:r>
+      <w:r>
+        <w:t xml:space="preserve">)</w:t>
+      </w:r>
+      <w:r>
+        <w:t xml:space="preserve"> </w:t>
+      </w:r>
+      <w:r>
+        <w:t xml:space="preserve">never cross accounts.</w:t>
+      </w:r>
+    </w:p>
+    <w:bookmarkEnd w:id="59"/>
+    <w:bookmarkStart w:id="60" w:name="test_tube-testing"/>
+    <w:p>
+      <w:pPr>
+        <w:pStyle w:val="Heading2"/>
+      </w:pPr>
+      <w:r>
+        <w:t xml:space="preserve">🧪 Testing</w:t>
+      </w:r>
+    </w:p>
+    <w:p>
+      <w:pPr>
+        <w:pStyle w:val="SourceCode"/>
+      </w:pPr>
+      <w:r>
+        <w:rPr>
+          <w:rStyle w:val="FunctionTok"/>
+        </w:rPr>
+        <w:t xml:space="preserve">bash</w:t>
+      </w:r>
+      <w:r>
+        <w:rPr>
+          <w:rStyle w:val="NormalTok"/>
+        </w:rPr>
+        <w:t xml:space="preserve"> scripts/tests/run-all.sh                 </w:t>
+      </w:r>
+      <w:r>
+        <w:rPr>
+          <w:rStyle w:val="CommentTok"/>
+        </w:rPr>
+        <w:t xml:space="preserve"># all hermetic suites (sandboxed $HOME)</w:t>
+      </w:r>
+      <w:r>
+        <w:br/>
+      </w:r>
+      <w:r>
+        <w:rPr>
+          <w:rStyle w:val="FunctionTok"/>
+        </w:rPr>
+        <w:t xml:space="preserve">bash</w:t>
+      </w:r>
+      <w:r>
+        <w:rPr>
+          <w:rStyle w:val="NormalTok"/>
+        </w:rPr>
+        <w:t xml:space="preserve"> scripts/tests/run-all.sh lib unify session   </w:t>
+      </w:r>
+      <w:r>
+        <w:rPr>
+          <w:rStyle w:val="CommentTok"/>
+        </w:rPr>
+        <w:t xml:space="preserve"># subset by suffix</w:t>
+      </w:r>
+      <w:r>
+        <w:br/>
+      </w:r>
+      <w:r>
+        <w:rPr>
+          <w:rStyle w:val="FunctionTok"/>
+        </w:rPr>
+        <w:t xml:space="preserve">bash</w:t>
+      </w:r>
+      <w:r>
+        <w:rPr>
+          <w:rStyle w:val="NormalTok"/>
+        </w:rPr>
+        <w:t xml:space="preserve"> scripts/tests/run-proof.sh               </w:t>
+      </w:r>
+      <w:r>
+        <w:rPr>
+          <w:rStyle w:val="CommentTok"/>
+        </w:rPr>
+        <w:t xml:space="preserve"># hermetic + live verifiers + evidence bundle</w:t>
+      </w:r>
+    </w:p>
+    <w:p>
+      <w:pPr>
+        <w:pStyle w:val="FirstParagraph"/>
+      </w:pPr>
+      <w:r>
+        <w:t xml:space="preserve">Tests use a sandboxed</w:t>
+      </w:r>
+      <w:r>
+        <w:t xml:space="preserve"> </w:t>
+      </w:r>
+      <w:r>
+        <w:rPr>
+          <w:rStyle w:val="VerbatimChar"/>
+        </w:rPr>
+        <w:t xml:space="preserve">$HOME</w:t>
+      </w:r>
+      <w:r>
+        <w:t xml:space="preserve"> </w:t>
+      </w:r>
+      <w:r>
+        <w:t xml:space="preserve">via</w:t>
+      </w:r>
+      <w:r>
+        <w:t xml:space="preserve"> </w:t>
+      </w:r>
+      <w:r>
+        <w:rPr>
+          <w:rStyle w:val="VerbatimChar"/>
+        </w:rPr>
+        <w:t xml:space="preserve">mktemp</w:t>
+      </w:r>
+      <w:r>
+        <w:t xml:space="preserve"> </w:t>
+      </w:r>
+      <w:r>
+        <w:t xml:space="preserve">— your real</w:t>
+      </w:r>
+      <w:r>
+        <w:t xml:space="preserve"> </w:t>
+      </w:r>
+      <w:r>
+        <w:rPr>
+          <w:rStyle w:val="VerbatimChar"/>
+        </w:rPr>
+        <w:t xml:space="preserve">~/.claude*</w:t>
+      </w:r>
+      <w:r>
+        <w:t xml:space="preserve"> </w:t>
+      </w:r>
+      <w:r>
+        <w:t xml:space="preserve">is never</w:t>
+      </w:r>
+      <w:r>
+        <w:t xml:space="preserve"> </w:t>
+      </w:r>
+      <w:r>
+        <w:t xml:space="preserve">touched. The suite is</w:t>
+      </w:r>
+      <w:r>
+        <w:t xml:space="preserve"> </w:t>
       </w:r>
       <w:r>
         <w:rPr>
           <w:b/>
           <w:bCs/>
         </w:rPr>
+        <w:t xml:space="preserve">119 test files</w:t>
+      </w:r>
+      <w:r>
+        <w:t xml:space="preserve"> </w:t>
+      </w:r>
+      <w:r>
+        <w:t xml:space="preserve">(</w:t>
+      </w:r>
+      <w:r>
+        <w:rPr>
+          <w:rStyle w:val="VerbatimChar"/>
+        </w:rPr>
+        <w:t xml:space="preserve">ls scripts/tests/test_*.sh | wc -l</w:t>
+      </w:r>
+      <w:r>
+        <w:t xml:space="preserve">); a hermetic run on a host without a</w:t>
+      </w:r>
+      <w:r>
+        <w:t xml:space="preserve"> </w:t>
+      </w:r>
+      <w:r>
+        <w:rPr>
+          <w:rStyle w:val="VerbatimChar"/>
+        </w:rPr>
+        <w:t xml:space="preserve">claude-code-router</w:t>
+      </w:r>
+      <w:r>
+        <w:t xml:space="preserve"> </w:t>
+      </w:r>
+      <w:r>
+        <w:t xml:space="preserve">checkout fails the router-backed files (see CHANGELOG v1.32.0), and</w:t>
+      </w:r>
+      <w:r>
+        <w:t xml:space="preserve"> </w:t>
+      </w:r>
+      <w:r>
+        <w:rPr>
+          <w:rStyle w:val="VerbatimChar"/>
+        </w:rPr>
+        <w:t xml:space="preserve">shellcheck -S error</w:t>
+      </w:r>
+      <w:r>
+        <w:t xml:space="preserve"> </w:t>
+      </w:r>
+      <w:r>
+        <w:t xml:space="preserve">is</w:t>
+      </w:r>
+      <w:r>
+        <w:t xml:space="preserve"> </w:t>
+      </w:r>
+      <w:r>
+        <w:t xml:space="preserve">clean (62 warning-level and 203 style-level suggestions remain); live verifiers</w:t>
+      </w:r>
+      <w:r>
+        <w:t xml:space="preserve"> </w:t>
+      </w:r>
+      <w:r>
+        <w:t xml:space="preserve">(</w:t>
+      </w:r>
+      <w:r>
+        <w:rPr>
+          <w:rStyle w:val="VerbatimChar"/>
+        </w:rPr>
+        <w:t xml:space="preserve">verify_*_live.sh</w:t>
+      </w:r>
+      <w:r>
+        <w:t xml:space="preserve">) prove behavior against the real OpenCode/provider state and</w:t>
+      </w:r>
+      <w:r>
+        <w:t xml:space="preserve"> </w:t>
+      </w:r>
+      <w:r>
+        <w:t xml:space="preserve">write inspectable evidence to</w:t>
+      </w:r>
+      <w:r>
+        <w:t xml:space="preserve"> </w:t>
+      </w:r>
+      <w:r>
+        <w:rPr>
+          <w:rStyle w:val="VerbatimChar"/>
+        </w:rPr>
+        <w:t xml:space="preserve">scripts/tests/proof/</w:t>
+      </w:r>
+      <w:r>
+        <w:t xml:space="preserve">.</w:t>
+      </w:r>
+    </w:p>
+    <w:bookmarkEnd w:id="60"/>
+    <w:bookmarkStart w:id="61" w:name="X32fca925ae2564525c24c9b6b71d1925fdcc991"/>
+    <w:p>
+      <w:pPr>
+        <w:pStyle w:val="Heading2"/>
+      </w:pPr>
+      <w:r>
+        <w:t xml:space="preserve">🚦 Releasing — the LIVE gate is mandatory</w:t>
+      </w:r>
+    </w:p>
+    <w:p>
+      <w:pPr>
+        <w:pStyle w:val="SourceCode"/>
+      </w:pPr>
+      <w:r>
+        <w:rPr>
+          <w:rStyle w:val="ExtensionTok"/>
+        </w:rPr>
+        <w:t xml:space="preserve">claude-release-gate</w:t>
+      </w:r>
+      <w:r>
+        <w:rPr>
+          <w:rStyle w:val="NormalTok"/>
+        </w:rPr>
+        <w:t xml:space="preserve">                       </w:t>
+      </w:r>
+      <w:r>
+        <w:rPr>
+          <w:rStyle w:val="CommentTok"/>
+        </w:rPr>
+        <w:t xml:space="preserve"># sandbox suite + LIVE alias smoke</w:t>
+      </w:r>
+      <w:r>
+        <w:br/>
+      </w:r>
+      <w:r>
+        <w:rPr>
+          <w:rStyle w:val="ExtensionTok"/>
+        </w:rPr>
+        <w:t xml:space="preserve">claude-release-gate</w:t>
+      </w:r>
+      <w:r>
+        <w:rPr>
+          <w:rStyle w:val="NormalTok"/>
+        </w:rPr>
+        <w:t xml:space="preserve"> </w:t>
+      </w:r>
+      <w:r>
+        <w:rPr>
+          <w:rStyle w:val="AttributeTok"/>
+        </w:rPr>
+        <w:t xml:space="preserve">--verify-providers</w:t>
+      </w:r>
+      <w:r>
+        <w:rPr>
+          <w:rStyle w:val="NormalTok"/>
+        </w:rPr>
+        <w:t xml:space="preserve">    </w:t>
+      </w:r>
+      <w:r>
+        <w:rPr>
+          <w:rStyle w:val="CommentTok"/>
+        </w:rPr>
+        <w:t xml:space="preserve"># + full LLMsVerifier model scan</w:t>
+      </w:r>
+      <w:r>
+        <w:br/>
+      </w:r>
+      <w:r>
+        <w:rPr>
+          <w:rStyle w:val="ExtensionTok"/>
+        </w:rPr>
+        <w:t xml:space="preserve">claude-release-gate</w:t>
+      </w:r>
+      <w:r>
+        <w:rPr>
+          <w:rStyle w:val="NormalTok"/>
+        </w:rPr>
+        <w:t xml:space="preserve"> </w:t>
+      </w:r>
+      <w:r>
+        <w:rPr>
+          <w:rStyle w:val="AttributeTok"/>
+        </w:rPr>
+        <w:t xml:space="preserve">--provider</w:t>
+      </w:r>
+      <w:r>
+        <w:rPr>
+          <w:rStyle w:val="NormalTok"/>
+        </w:rPr>
+        <w:t xml:space="preserve"> poe        </w:t>
+      </w:r>
+      <w:r>
+        <w:rPr>
+          <w:rStyle w:val="CommentTok"/>
+        </w:rPr>
+        <w:t xml:space="preserve"># smoke through a different provider</w:t>
+      </w:r>
+    </w:p>
+    <w:p>
+      <w:pPr>
+        <w:pStyle w:val="FirstParagraph"/>
+      </w:pPr>
+      <w:r>
+        <w:rPr>
+          <w:b/>
+          <w:bCs/>
+        </w:rPr>
+        <w:t xml:space="preserve">No release commit without a green</w:t>
+      </w:r>
+      <w:r>
+        <w:rPr>
+          <w:b/>
+          <w:bCs/>
+        </w:rPr>
+        <w:t xml:space="preserve"> </w:t>
+      </w:r>
+      <w:r>
+        <w:rPr>
+          <w:rStyle w:val="VerbatimChar"/>
+          <w:b/>
+          <w:bCs/>
+        </w:rPr>
+        <w:t xml:space="preserve">claude-release-gate</w:t>
+      </w:r>
+      <w:r>
+        <w:rPr>
+          <w:b/>
+          <w:bCs/>
+        </w:rPr>
         <w:t xml:space="preserve">.</w:t>
       </w:r>
       <w:r>
@@ -3689,8 +6296,8 @@
         <w:t xml:space="preserve">red = do not release.</w:t>
       </w:r>
     </w:p>
-    <w:bookmarkEnd w:id="44"/>
-    <w:bookmarkStart w:id="45" w:name="leftwards_arrow_with_hook-rollback"/>
+    <w:bookmarkEnd w:id="61"/>
+    <w:bookmarkStart w:id="62" w:name="leftwards_arrow_with_hook-rollback"/>
     <w:p>
       <w:pPr>
         <w:pStyle w:val="Heading2"/>
@@ -3757,8 +6364,8 @@
         <w:t xml:space="preserve">.</w:t>
       </w:r>
     </w:p>
-    <w:bookmarkEnd w:id="45"/>
-    <w:bookmarkStart w:id="46" w:name="license"/>
+    <w:bookmarkEnd w:id="62"/>
+    <w:bookmarkStart w:id="63" w:name="license"/>
     <w:p>
       <w:pPr>
         <w:pStyle w:val="Heading2"/>
@@ -3775,8 +6382,8 @@
         <w:t xml:space="preserve">See repository.</w:t>
       </w:r>
     </w:p>
-    <w:bookmarkEnd w:id="46"/>
-    <w:bookmarkEnd w:id="47"/>
+    <w:bookmarkEnd w:id="63"/>
+    <w:bookmarkEnd w:id="64"/>
     <w:sectPr>
       <w:footnotePr>
         <w:numRestart w:val="eachSect"/>
@@ -4082,6 +6689,9 @@
     <w:abstractNumId w:val="991"/>
   </w:num>
   <w:num w:numId="1002">
+    <w:abstractNumId w:val="991"/>
+  </w:num>
+  <w:num w:numId="1003">
     <w:abstractNumId w:val="99411"/>
     <w:lvlOverride w:ilvl="0">
       <w:startOverride w:val="1"/>

--- a/README.docx
+++ b/README.docx
@@ -263,7 +263,7 @@
                 <a:graphicData uri="http://schemas.openxmlformats.org/drawingml/2006/picture">
                   <pic:pic>
                     <pic:nvPicPr>
-                      <pic:cNvPr descr="https://img.shields.io/badge/tests-119%20suites-informational" id="21" name="Picture"/>
+                      <pic:cNvPr descr="https://img.shields.io/badge/tests-122%20suites-informational" id="21" name="Picture"/>
                       <pic:cNvPicPr>
                         <a:picLocks noChangeArrowheads="1" noChangeAspect="1"/>
                       </pic:cNvPicPr>
@@ -312,14 +312,14 @@
         <w:r>
           <w:drawing>
             <wp:inline>
-              <wp:extent cx="1143000" cy="190500"/>
+              <wp:extent cx="1905000" cy="190500"/>
               <wp:effectExtent b="0" l="0" r="0" t="0"/>
               <wp:docPr descr="shellcheck" title="" id="23" name="Picture"/>
               <a:graphic>
                 <a:graphicData uri="http://schemas.openxmlformats.org/drawingml/2006/picture">
                   <pic:pic>
                     <pic:nvPicPr>
-                      <pic:cNvPr descr="https://img.shields.io/badge/shellcheck-0%20errors-success" id="24" name="Picture"/>
+                      <pic:cNvPr descr="https://img.shields.io/badge/shellcheck-not%20re--run%20for%20v1.32.0-lightgrey" id="24" name="Picture"/>
                       <pic:cNvPicPr>
                         <a:picLocks noChangeArrowheads="1" noChangeAspect="1"/>
                       </pic:cNvPicPr>
@@ -342,7 +342,7 @@
                     <pic:spPr bwMode="auto">
                       <a:xfrm>
                         <a:off x="0" y="0"/>
-                        <a:ext cx="1143000" cy="190500"/>
+                        <a:ext cx="1905000" cy="190500"/>
                       </a:xfrm>
                       <a:prstGeom prst="rect">
                         <a:avLst/>
@@ -5991,7 +5991,7 @@
           <w:b/>
           <w:bCs/>
         </w:rPr>
-        <w:t xml:space="preserve">119 test files</w:t>
+        <w:t xml:space="preserve">122 test files</w:t>
       </w:r>
       <w:r>
         <w:t xml:space="preserve"> </w:t>
@@ -6021,28 +6021,19 @@
         <w:t xml:space="preserve"> </w:t>
       </w:r>
       <w:r>
-        <w:t xml:space="preserve">checkout fails the router-backed files (see CHANGELOG v1.32.0), and</w:t>
-      </w:r>
-      <w:r>
-        <w:t xml:space="preserve"> </w:t>
-      </w:r>
-      <w:r>
-        <w:rPr>
-          <w:rStyle w:val="VerbatimChar"/>
-        </w:rPr>
-        <w:t xml:space="preserve">shellcheck -S error</w:t>
-      </w:r>
-      <w:r>
-        <w:t xml:space="preserve"> </w:t>
-      </w:r>
-      <w:r>
-        <w:t xml:space="preserve">is</w:t>
-      </w:r>
-      <w:r>
-        <w:t xml:space="preserve"> </w:t>
-      </w:r>
-      <w:r>
-        <w:t xml:space="preserve">clean (62 warning-level and 203 style-level suggestions remain); live verifiers</w:t>
+        <w:t xml:space="preserve">checkout fails the router-backed files (see CHANGELOG v1.32.0), and shellcheck was NOT re-run for v1.32.0</w:t>
+      </w:r>
+      <w:r>
+        <w:t xml:space="preserve"> </w:t>
+      </w:r>
+      <w:r>
+        <w:t xml:space="preserve">(UNCONFIRMED; the historical v1.26.x figures were 62 warning-level and 203</w:t>
+      </w:r>
+      <w:r>
+        <w:t xml:space="preserve"> </w:t>
+      </w:r>
+      <w:r>
+        <w:t xml:space="preserve">style-level suggestions over an unrecorded file set, and are not a current claim); live verifiers</w:t>
       </w:r>
       <w:r>
         <w:t xml:space="preserve"> </w:t>

--- a/README.docx
+++ b/README.docx
@@ -95,7 +95,7 @@
                 <a:graphicData uri="http://schemas.openxmlformats.org/drawingml/2006/picture">
                   <pic:pic>
                     <pic:nvPicPr>
-                      <pic:cNvPr descr="https://img.shields.io/badge/version-v1.32.0-blue" id="11" name="Picture"/>
+                      <pic:cNvPr descr="https://img.shields.io/badge/version-v1.33.0-blue" id="11" name="Picture"/>
                       <pic:cNvPicPr>
                         <a:picLocks noChangeArrowheads="1" noChangeAspect="1"/>
                       </pic:cNvPicPr>
@@ -263,7 +263,7 @@
                 <a:graphicData uri="http://schemas.openxmlformats.org/drawingml/2006/picture">
                   <pic:pic>
                     <pic:nvPicPr>
-                      <pic:cNvPr descr="https://img.shields.io/badge/tests-122%20suites-informational" id="21" name="Picture"/>
+                      <pic:cNvPr descr="https://img.shields.io/badge/tests-124%20suites-informational" id="21" name="Picture"/>
                       <pic:cNvPicPr>
                         <a:picLocks noChangeArrowheads="1" noChangeAspect="1"/>
                       </pic:cNvPicPr>
@@ -319,7 +319,7 @@
                 <a:graphicData uri="http://schemas.openxmlformats.org/drawingml/2006/picture">
                   <pic:pic>
                     <pic:nvPicPr>
-                      <pic:cNvPr descr="https://img.shields.io/badge/shellcheck-not%20re--run%20for%20v1.32.0-lightgrey" id="24" name="Picture"/>
+                      <pic:cNvPr descr="https://img.shields.io/badge/shellcheck-not%20re--run%20for%20v1.33.0-lightgrey" id="24" name="Picture"/>
                       <pic:cNvPicPr>
                         <a:picLocks noChangeArrowheads="1" noChangeAspect="1"/>
                       </pic:cNvPicPr>
@@ -5991,7 +5991,7 @@
           <w:b/>
           <w:bCs/>
         </w:rPr>
-        <w:t xml:space="preserve">122 test files</w:t>
+        <w:t xml:space="preserve">124 test files</w:t>
       </w:r>
       <w:r>
         <w:t xml:space="preserve"> </w:t>
@@ -6021,7 +6021,7 @@
         <w:t xml:space="preserve"> </w:t>
       </w:r>
       <w:r>
-        <w:t xml:space="preserve">checkout fails the router-backed files (see CHANGELOG v1.32.0), and shellcheck was NOT re-run for v1.32.0</w:t>
+        <w:t xml:space="preserve">checkout fails the router-backed files (see CHANGELOG v1.32.0), and shellcheck was NOT re-run for v1.33.0</w:t>
       </w:r>
       <w:r>
         <w:t xml:space="preserve"> </w:t>

--- a/README.docx
+++ b/README.docx
@@ -263,7 +263,7 @@
                 <a:graphicData uri="http://schemas.openxmlformats.org/drawingml/2006/picture">
                   <pic:pic>
                     <pic:nvPicPr>
-                      <pic:cNvPr descr="https://img.shields.io/badge/tests-124%20suites-informational" id="21" name="Picture"/>
+                      <pic:cNvPr descr="https://img.shields.io/badge/tests-125%20suites-informational" id="21" name="Picture"/>
                       <pic:cNvPicPr>
                         <a:picLocks noChangeArrowheads="1" noChangeAspect="1"/>
                       </pic:cNvPicPr>
@@ -5991,7 +5991,7 @@
           <w:b/>
           <w:bCs/>
         </w:rPr>
-        <w:t xml:space="preserve">124 test files</w:t>
+        <w:t xml:space="preserve">125 test files</w:t>
       </w:r>
       <w:r>
         <w:t xml:space="preserve"> </w:t>

--- a/README.docx
+++ b/README.docx
@@ -263,7 +263,7 @@
                 <a:graphicData uri="http://schemas.openxmlformats.org/drawingml/2006/picture">
                   <pic:pic>
                     <pic:nvPicPr>
-                      <pic:cNvPr descr="https://img.shields.io/badge/tests-125%20suites-informational" id="21" name="Picture"/>
+                      <pic:cNvPr descr="https://img.shields.io/badge/tests-126%20suites-informational" id="21" name="Picture"/>
                       <pic:cNvPicPr>
                         <a:picLocks noChangeArrowheads="1" noChangeAspect="1"/>
                       </pic:cNvPicPr>
@@ -5991,7 +5991,7 @@
           <w:b/>
           <w:bCs/>
         </w:rPr>
-        <w:t xml:space="preserve">125 test files</w:t>
+        <w:t xml:space="preserve">126 test files</w:t>
       </w:r>
       <w:r>
         <w:t xml:space="preserve"> </w:t>

--- a/README.docx
+++ b/README.docx
@@ -263,7 +263,7 @@
                 <a:graphicData uri="http://schemas.openxmlformats.org/drawingml/2006/picture">
                   <pic:pic>
                     <pic:nvPicPr>
-                      <pic:cNvPr descr="https://img.shields.io/badge/tests-126%20suites-informational" id="21" name="Picture"/>
+                      <pic:cNvPr descr="https://img.shields.io/badge/tests-132%20suites-informational" id="21" name="Picture"/>
                       <pic:cNvPicPr>
                         <a:picLocks noChangeArrowheads="1" noChangeAspect="1"/>
                       </pic:cNvPicPr>
@@ -3682,7 +3682,40 @@
               <w:t xml:space="preserve">--mode shadow|enforce</w:t>
             </w:r>
             <w:r>
-              <w:t xml:space="preserve">,</w:t>
+              <w:t xml:space="preserve"> </w:t>
+            </w:r>
+            <w:r>
+              <w:t xml:space="preserve">(read by the gate, the launch wrappers and the OpenCode plugin: process env &gt;</w:t>
+            </w:r>
+            <w:r>
+              <w:t xml:space="preserve"> </w:t>
+            </w:r>
+            <w:r>
+              <w:rPr>
+                <w:rStyle w:val="VerbatimChar"/>
+              </w:rPr>
+              <w:t xml:space="preserve">~/.config/jev/env</w:t>
+            </w:r>
+            <w:r>
+              <w:t xml:space="preserve"> </w:t>
+            </w:r>
+            <w:r>
+              <w:t xml:space="preserve">&gt; shadow),</w:t>
+            </w:r>
+            <w:r>
+              <w:t xml:space="preserve"> </w:t>
+            </w:r>
+            <w:r>
+              <w:rPr>
+                <w:rStyle w:val="VerbatimChar"/>
+              </w:rPr>
+              <w:t xml:space="preserve">--key-file PATH</w:t>
+            </w:r>
+            <w:r>
+              <w:t xml:space="preserve"> </w:t>
+            </w:r>
+            <w:r>
+              <w:t xml:space="preserve">(record where the gateway bearer key lives; nothing is copied),</w:t>
             </w:r>
             <w:r>
               <w:t xml:space="preserve"> </w:t>
@@ -5991,7 +6024,7 @@
           <w:b/>
           <w:bCs/>
         </w:rPr>
-        <w:t xml:space="preserve">126 test files</w:t>
+        <w:t xml:space="preserve">132 test files</w:t>
       </w:r>
       <w:r>
         <w:t xml:space="preserve"> </w:t>

--- a/README.docx
+++ b/README.docx
@@ -95,7 +95,7 @@
                 <a:graphicData uri="http://schemas.openxmlformats.org/drawingml/2006/picture">
                   <pic:pic>
                     <pic:nvPicPr>
-                      <pic:cNvPr descr="https://img.shields.io/badge/version-v1.33.0-blue" id="11" name="Picture"/>
+                      <pic:cNvPr descr="https://img.shields.io/badge/version-v1.33.1-blue" id="11" name="Picture"/>
                       <pic:cNvPicPr>
                         <a:picLocks noChangeArrowheads="1" noChangeAspect="1"/>
                       </pic:cNvPicPr>
@@ -263,7 +263,7 @@
                 <a:graphicData uri="http://schemas.openxmlformats.org/drawingml/2006/picture">
                   <pic:pic>
                     <pic:nvPicPr>
-                      <pic:cNvPr descr="https://img.shields.io/badge/tests-132%20suites-informational" id="21" name="Picture"/>
+                      <pic:cNvPr descr="https://img.shields.io/badge/tests-134%20suites-informational" id="21" name="Picture"/>
                       <pic:cNvPicPr>
                         <a:picLocks noChangeArrowheads="1" noChangeAspect="1"/>
                       </pic:cNvPicPr>
@@ -319,7 +319,7 @@
                 <a:graphicData uri="http://schemas.openxmlformats.org/drawingml/2006/picture">
                   <pic:pic>
                     <pic:nvPicPr>
-                      <pic:cNvPr descr="https://img.shields.io/badge/shellcheck-not%20re--run%20for%20v1.33.0-lightgrey" id="24" name="Picture"/>
+                      <pic:cNvPr descr="https://img.shields.io/badge/shellcheck-not%20re--run%20for%20v1.33.1-lightgrey" id="24" name="Picture"/>
                       <pic:cNvPicPr>
                         <a:picLocks noChangeArrowheads="1" noChangeAspect="1"/>
                       </pic:cNvPicPr>
@@ -6024,7 +6024,7 @@
           <w:b/>
           <w:bCs/>
         </w:rPr>
-        <w:t xml:space="preserve">132 test files</w:t>
+        <w:t xml:space="preserve">134 test files</w:t>
       </w:r>
       <w:r>
         <w:t xml:space="preserve"> </w:t>
@@ -6054,7 +6054,7 @@
         <w:t xml:space="preserve"> </w:t>
       </w:r>
       <w:r>
-        <w:t xml:space="preserve">checkout fails the router-backed files (see CHANGELOG v1.32.0), and shellcheck was NOT re-run for v1.33.0</w:t>
+        <w:t xml:space="preserve">checkout fails the router-backed files (see CHANGELOG v1.32.0), and shellcheck was NOT re-run for v1.33.1</w:t>
       </w:r>
       <w:r>
         <w:t xml:space="preserve"> </w:t>

--- a/README.docx
+++ b/README.docx
@@ -263,7 +263,7 @@
                 <a:graphicData uri="http://schemas.openxmlformats.org/drawingml/2006/picture">
                   <pic:pic>
                     <pic:nvPicPr>
-                      <pic:cNvPr descr="https://img.shields.io/badge/tests-143%20suites-informational" id="21" name="Picture"/>
+                      <pic:cNvPr descr="https://img.shields.io/badge/tests-145%20suites-informational" id="21" name="Picture"/>
                       <pic:cNvPicPr>
                         <a:picLocks noChangeArrowheads="1" noChangeAspect="1"/>
                       </pic:cNvPicPr>
